--- a/docs/SmartReadAgent_V1.0_项目说明文档.docx
+++ b/docs/SmartReadAgent_V1.0_项目说明文档.docx
@@ -525,7 +525,7 @@
           <w:b w:val="0"/>
           <w:sz w:val="18"/>
         </w:rPr>
-        <w:t>| V1.0 | 2026-05-13 | 期末演示稳定版、版本号更新、最终文档和交付整理 | 收口完成后发布 |</w:t>
+        <w:t>| V1.0 | 2026-05-13 | 期末演示稳定版、版本号更新、最终文档、真机反馈和交付整理 | 已发布 |</w:t>
       </w:r>
     </w:p>
     <w:p>
@@ -629,7 +629,7 @@
           <w:b w:val="0"/>
           <w:sz w:val="22"/>
         </w:rPr>
-        <w:t>模拟器与真机最终完整流程：如当前环境不可用，测试用例中按“待测”记录，不编造通过结果。</w:t>
+        <w:t>模拟器与真机最终完整流程：已完成模拟器回归验证，并补充安卓真机体验反馈截图；测试记录只按真实运行和真实反馈填写。</w:t>
       </w:r>
     </w:p>
     <w:p>

--- a/docs/SmartReadAgent_V1.0_项目说明文档.docx
+++ b/docs/SmartReadAgent_V1.0_项目说明文档.docx
@@ -8,11 +8,307 @@
       </w:pPr>
       <w:r>
         <w:rPr>
-          <w:rFonts w:ascii="Microsoft YaHei" w:hAnsi="Microsoft YaHei" w:eastAsia="Microsoft YaHei"/>
+          <w:rFonts w:ascii="黑体" w:hAnsi="黑体"/>
           <w:b/>
-          <w:sz w:val="36"/>
+          <w:sz w:val="40"/>
         </w:rPr>
         <w:t>SmartRead Agent V1.0 项目说明文档</w:t>
+      </w:r>
+    </w:p>
+    <w:tbl>
+      <w:tblPr>
+        <w:tblStyle w:val="TableGrid"/>
+        <w:tblW w:type="auto" w:w="0"/>
+        <w:jc w:val="center"/>
+        <w:tblLook w:firstColumn="1" w:firstRow="1" w:lastColumn="0" w:lastRow="0" w:noHBand="0" w:noVBand="1" w:val="04A0"/>
+      </w:tblPr>
+      <w:tblGrid>
+        <w:gridCol w:w="2408"/>
+        <w:gridCol w:w="2408"/>
+        <w:gridCol w:w="2408"/>
+        <w:gridCol w:w="2408"/>
+      </w:tblGrid>
+      <w:tr>
+        <w:tc>
+          <w:tcPr>
+            <w:tcW w:type="dxa" w:w="2408"/>
+            <w:vAlign w:val="center"/>
+          </w:tcPr>
+          <w:p>
+            <w:r>
+              <w:rPr>
+                <w:rFonts w:ascii="宋体" w:hAnsi="宋体"/>
+                <w:sz w:val="20"/>
+              </w:rPr>
+              <w:t>课程名称</w:t>
+            </w:r>
+          </w:p>
+        </w:tc>
+        <w:tc>
+          <w:tcPr>
+            <w:tcW w:type="dxa" w:w="2408"/>
+            <w:vAlign w:val="center"/>
+          </w:tcPr>
+          <w:p>
+            <w:r>
+              <w:rPr>
+                <w:rFonts w:ascii="宋体" w:hAnsi="宋体"/>
+                <w:sz w:val="20"/>
+              </w:rPr>
+              <w:t>软件开发实践（三）</w:t>
+            </w:r>
+          </w:p>
+        </w:tc>
+        <w:tc>
+          <w:tcPr>
+            <w:tcW w:type="dxa" w:w="2408"/>
+            <w:vAlign w:val="center"/>
+          </w:tcPr>
+          <w:p>
+            <w:r>
+              <w:rPr>
+                <w:rFonts w:ascii="宋体" w:hAnsi="宋体"/>
+                <w:sz w:val="20"/>
+              </w:rPr>
+              <w:t>项目名称</w:t>
+            </w:r>
+          </w:p>
+        </w:tc>
+        <w:tc>
+          <w:tcPr>
+            <w:tcW w:type="dxa" w:w="2408"/>
+            <w:vAlign w:val="center"/>
+          </w:tcPr>
+          <w:p>
+            <w:r>
+              <w:rPr>
+                <w:rFonts w:ascii="宋体" w:hAnsi="宋体"/>
+                <w:sz w:val="20"/>
+              </w:rPr>
+              <w:t>SmartRead Agent：AI 智读助手</w:t>
+            </w:r>
+          </w:p>
+        </w:tc>
+      </w:tr>
+      <w:tr>
+        <w:tc>
+          <w:tcPr>
+            <w:tcW w:type="dxa" w:w="2408"/>
+            <w:vAlign w:val="center"/>
+          </w:tcPr>
+          <w:p>
+            <w:r>
+              <w:rPr>
+                <w:rFonts w:ascii="宋体" w:hAnsi="宋体"/>
+                <w:sz w:val="20"/>
+              </w:rPr>
+              <w:t>组别</w:t>
+            </w:r>
+          </w:p>
+        </w:tc>
+        <w:tc>
+          <w:tcPr>
+            <w:tcW w:type="dxa" w:w="2408"/>
+            <w:vAlign w:val="center"/>
+          </w:tcPr>
+          <w:p>
+            <w:r>
+              <w:rPr>
+                <w:rFonts w:ascii="宋体" w:hAnsi="宋体"/>
+                <w:sz w:val="20"/>
+              </w:rPr>
+              <w:t>A03 组</w:t>
+            </w:r>
+          </w:p>
+        </w:tc>
+        <w:tc>
+          <w:tcPr>
+            <w:tcW w:type="dxa" w:w="2408"/>
+            <w:vAlign w:val="center"/>
+          </w:tcPr>
+          <w:p>
+            <w:r>
+              <w:rPr>
+                <w:rFonts w:ascii="宋体" w:hAnsi="宋体"/>
+                <w:sz w:val="20"/>
+              </w:rPr>
+              <w:t>版本</w:t>
+            </w:r>
+          </w:p>
+        </w:tc>
+        <w:tc>
+          <w:tcPr>
+            <w:tcW w:type="dxa" w:w="2408"/>
+            <w:vAlign w:val="center"/>
+          </w:tcPr>
+          <w:p>
+            <w:r>
+              <w:rPr>
+                <w:rFonts w:ascii="宋体" w:hAnsi="宋体"/>
+                <w:sz w:val="20"/>
+              </w:rPr>
+              <w:t>V1.0 期末演示稳定版</w:t>
+            </w:r>
+          </w:p>
+        </w:tc>
+      </w:tr>
+      <w:tr>
+        <w:tc>
+          <w:tcPr>
+            <w:tcW w:type="dxa" w:w="2408"/>
+            <w:vAlign w:val="center"/>
+          </w:tcPr>
+          <w:p>
+            <w:r>
+              <w:rPr>
+                <w:rFonts w:ascii="宋体" w:hAnsi="宋体"/>
+                <w:sz w:val="20"/>
+              </w:rPr>
+              <w:t>成员</w:t>
+            </w:r>
+          </w:p>
+        </w:tc>
+        <w:tc>
+          <w:tcPr>
+            <w:tcW w:type="dxa" w:w="2408"/>
+            <w:vAlign w:val="center"/>
+          </w:tcPr>
+          <w:p>
+            <w:r>
+              <w:rPr>
+                <w:rFonts w:ascii="宋体" w:hAnsi="宋体"/>
+                <w:sz w:val="20"/>
+              </w:rPr>
+              <w:t>林立洲 121072021030</w:t>
+            </w:r>
+          </w:p>
+        </w:tc>
+        <w:tc>
+          <w:tcPr>
+            <w:tcW w:type="dxa" w:w="2408"/>
+            <w:vAlign w:val="center"/>
+          </w:tcPr>
+          <w:p>
+            <w:r>
+              <w:rPr>
+                <w:rFonts w:ascii="宋体" w:hAnsi="宋体"/>
+                <w:sz w:val="20"/>
+              </w:rPr>
+              <w:t>成员</w:t>
+            </w:r>
+          </w:p>
+        </w:tc>
+        <w:tc>
+          <w:tcPr>
+            <w:tcW w:type="dxa" w:w="2408"/>
+            <w:vAlign w:val="center"/>
+          </w:tcPr>
+          <w:p>
+            <w:r>
+              <w:rPr>
+                <w:rFonts w:ascii="宋体" w:hAnsi="宋体"/>
+                <w:sz w:val="20"/>
+              </w:rPr>
+              <w:t>江轩宇 121052023075</w:t>
+            </w:r>
+          </w:p>
+        </w:tc>
+      </w:tr>
+      <w:tr>
+        <w:tc>
+          <w:tcPr>
+            <w:tcW w:type="dxa" w:w="2408"/>
+            <w:vAlign w:val="center"/>
+          </w:tcPr>
+          <w:p>
+            <w:r>
+              <w:rPr>
+                <w:rFonts w:ascii="宋体" w:hAnsi="宋体"/>
+                <w:sz w:val="20"/>
+              </w:rPr>
+              <w:t>班级</w:t>
+            </w:r>
+          </w:p>
+        </w:tc>
+        <w:tc>
+          <w:tcPr>
+            <w:tcW w:type="dxa" w:w="2408"/>
+            <w:vAlign w:val="center"/>
+          </w:tcPr>
+          <w:p>
+            <w:r>
+              <w:rPr>
+                <w:rFonts w:ascii="宋体" w:hAnsi="宋体"/>
+                <w:sz w:val="20"/>
+              </w:rPr>
+              <w:t>福建师范大学 2023 级软件工程 2 班</w:t>
+            </w:r>
+          </w:p>
+        </w:tc>
+        <w:tc>
+          <w:tcPr>
+            <w:tcW w:type="dxa" w:w="2408"/>
+            <w:vAlign w:val="center"/>
+          </w:tcPr>
+          <w:p>
+            <w:r>
+              <w:rPr>
+                <w:rFonts w:ascii="宋体" w:hAnsi="宋体"/>
+                <w:sz w:val="20"/>
+              </w:rPr>
+              <w:t>提交内容</w:t>
+            </w:r>
+          </w:p>
+        </w:tc>
+        <w:tc>
+          <w:tcPr>
+            <w:tcW w:type="dxa" w:w="2408"/>
+            <w:vAlign w:val="center"/>
+          </w:tcPr>
+          <w:p>
+            <w:r>
+              <w:rPr>
+                <w:rFonts w:ascii="宋体" w:hAnsi="宋体"/>
+                <w:sz w:val="20"/>
+              </w:rPr>
+              <w:t>源码、APK、文档、PPT、截图、演示材料</w:t>
+            </w:r>
+          </w:p>
+        </w:tc>
+      </w:tr>
+    </w:tbl>
+    <w:p>
+      <w:pPr>
+        <w:pStyle w:val="Heading1"/>
+      </w:pPr>
+      <w:r>
+        <w:t>一、项目概述</w:t>
+      </w:r>
+    </w:p>
+    <w:p>
+      <w:pPr>
+        <w:spacing w:line="300" w:lineRule="auto"/>
+        <w:ind w:firstLine="420"/>
+      </w:pPr>
+      <w:r>
+        <w:rPr>
+          <w:rFonts w:ascii="宋体" w:hAnsi="宋体"/>
+          <w:sz w:val="21"/>
+        </w:rPr>
+        <w:t>SmartRead Agent：AI 智读助手是一款基于 Android/Kotlin 的移动端 AI 阅读辅助 App。项目面向学生阅读课程资料、教材片段、技术文章和报告材料时理解成本较高、复习整理耗时的问题，提供文本输入、摘要生成、关键词提取、分点摘要、LiteRT 端侧句子重要性分析、Agent 问答、知识卡片、复习题和历史记录等能力。</w:t>
+      </w:r>
+    </w:p>
+    <w:p>
+      <w:pPr>
+        <w:spacing w:line="300" w:lineRule="auto"/>
+        <w:ind w:firstLine="420"/>
+      </w:pPr>
+      <w:r>
+        <w:rPr>
+          <w:rFonts w:ascii="宋体" w:hAnsi="宋体"/>
+          <w:sz w:val="21"/>
+        </w:rPr>
+        <w:t>V1.0 是期末演示稳定版。本版本不继续扩展云端大模型 API、用户登录、OCR、多设备同步、后端服务器、复杂数据库和语音输入等大功能，重点保证已有功能能稳定串联、能安装、能演示、能复查。</w:t>
       </w:r>
     </w:p>
     <w:p>
@@ -20,40 +316,33 @@
         <w:pStyle w:val="Heading1"/>
       </w:pPr>
       <w:r>
-        <w:rPr>
-          <w:rFonts w:ascii="Microsoft YaHei" w:hAnsi="Microsoft YaHei" w:eastAsia="Microsoft YaHei"/>
-          <w:b/>
-          <w:sz w:val="28"/>
-        </w:rPr>
-        <w:t>一、项目概述</w:t>
+        <w:t>二、需求与目标</w:t>
       </w:r>
     </w:p>
     <w:p>
       <w:pPr>
         <w:spacing w:line="300" w:lineRule="auto"/>
-        <w:ind w:firstLine="403"/>
+        <w:ind w:firstLine="420"/>
       </w:pPr>
       <w:r>
         <w:rPr>
-          <w:rFonts w:ascii="Microsoft YaHei" w:hAnsi="Microsoft YaHei" w:eastAsia="Microsoft YaHei"/>
-          <w:b w:val="0"/>
-          <w:sz w:val="22"/>
+          <w:rFonts w:ascii="宋体" w:hAnsi="宋体"/>
+          <w:sz w:val="21"/>
         </w:rPr>
-        <w:t>SmartRead Agent：AI 智读助手是一款基于 Android/Kotlin 的移动端 AI 阅读辅助 App。项目面向学生阅读课程资料、教材片段、技术文章和报告材料时理解成本较高、复习整理耗时的问题，提供文本输入、摘要生成、关键词提取、分点摘要、LiteRT 端侧句子重要性分析、Agent 问答、知识卡片、复习题和历史记录等能力。</w:t>
+        <w:t>项目的主要目标是完成一个可运行、可测试、可提交的移动端机器学习相关应用，而不是只停留在界面原型或文档设想。App 需要能够在安卓端完成输入文章、生成阅读分析、展示端侧 AI 结果，并把结果继续转化为问答、知识卡片、复习题和历史记录。</w:t>
       </w:r>
     </w:p>
     <w:p>
       <w:pPr>
         <w:spacing w:line="300" w:lineRule="auto"/>
-        <w:ind w:firstLine="403"/>
+        <w:ind w:firstLine="420"/>
       </w:pPr>
       <w:r>
         <w:rPr>
-          <w:rFonts w:ascii="Microsoft YaHei" w:hAnsi="Microsoft YaHei" w:eastAsia="Microsoft YaHei"/>
-          <w:b w:val="0"/>
-          <w:sz w:val="22"/>
+          <w:rFonts w:ascii="宋体" w:hAnsi="宋体"/>
+          <w:sz w:val="21"/>
         </w:rPr>
-        <w:t>V1.0 为期末演示稳定版。本版本不再扩展大功能，重点保证已有功能稳定串联，并整理 APK、源码、文档、截图和演示材料。</w:t>
+        <w:t>本项目对应课程期末要求中的移动机器学习应用、演示效果、源码发布、PPT 展示和全面详尽项目说明文档等评价点。</w:t>
       </w:r>
     </w:p>
     <w:p>
@@ -61,142 +350,79 @@
         <w:pStyle w:val="Heading1"/>
       </w:pPr>
       <w:r>
-        <w:rPr>
-          <w:rFonts w:ascii="Microsoft YaHei" w:hAnsi="Microsoft YaHei" w:eastAsia="Microsoft YaHei"/>
-          <w:b/>
-          <w:sz w:val="28"/>
-        </w:rPr>
-        <w:t>二、主要功能</w:t>
+        <w:t>三、主要功能</w:t>
       </w:r>
     </w:p>
     <w:p>
       <w:pPr>
-        <w:pStyle w:val="ListBullet"/>
+        <w:ind w:left="312" w:hanging="142"/>
       </w:pPr>
       <w:r>
         <w:rPr>
-          <w:rFonts w:ascii="Microsoft YaHei" w:hAnsi="Microsoft YaHei" w:eastAsia="Microsoft YaHei"/>
-          <w:b w:val="0"/>
-          <w:sz w:val="22"/>
+          <w:rFonts w:ascii="宋体" w:hAnsi="宋体"/>
+          <w:sz w:val="21"/>
         </w:rPr>
-        <w:t>文本粘贴输入：支持用户输入待分析文章。</w:t>
+        <w:t>• 文本输入与示例文本：用户可以粘贴文章，也可以直接使用 App 内置示例，降低演示时的输入成本。</w:t>
       </w:r>
     </w:p>
     <w:p>
       <w:pPr>
-        <w:pStyle w:val="ListBullet"/>
+        <w:ind w:left="312" w:hanging="142"/>
       </w:pPr>
       <w:r>
         <w:rPr>
-          <w:rFonts w:ascii="Microsoft YaHei" w:hAnsi="Microsoft YaHei" w:eastAsia="Microsoft YaHei"/>
-          <w:b w:val="0"/>
-          <w:sz w:val="22"/>
+          <w:rFonts w:ascii="宋体" w:hAnsi="宋体"/>
+          <w:sz w:val="21"/>
         </w:rPr>
-        <w:t>示例文本选择：提供内置示例，方便课堂演示。</w:t>
+        <w:t>• 本地摘要、关键词和分点摘要：App 对文章进行句子切分和关键词评分，生成一句话总结、主题词和条目化摘要。</w:t>
       </w:r>
     </w:p>
     <w:p>
       <w:pPr>
-        <w:pStyle w:val="ListBullet"/>
+        <w:ind w:left="312" w:hanging="142"/>
       </w:pPr>
       <w:r>
         <w:rPr>
-          <w:rFonts w:ascii="Microsoft YaHei" w:hAnsi="Microsoft YaHei" w:eastAsia="Microsoft YaHei"/>
-          <w:b w:val="0"/>
-          <w:sz w:val="22"/>
+          <w:rFonts w:ascii="宋体" w:hAnsi="宋体"/>
+          <w:sz w:val="21"/>
         </w:rPr>
-        <w:t>一句话总结：生成文章主旨。</w:t>
+        <w:t>• LiteRT 端侧分析：模型文件随 APK 打包，在手机端对句子重要性进行本地推理，并展示得分和等级。</w:t>
       </w:r>
     </w:p>
     <w:p>
       <w:pPr>
-        <w:pStyle w:val="ListBullet"/>
+        <w:ind w:left="312" w:hanging="142"/>
       </w:pPr>
       <w:r>
         <w:rPr>
-          <w:rFonts w:ascii="Microsoft YaHei" w:hAnsi="Microsoft YaHei" w:eastAsia="Microsoft YaHei"/>
-          <w:b w:val="0"/>
-          <w:sz w:val="22"/>
+          <w:rFonts w:ascii="宋体" w:hAnsi="宋体"/>
+          <w:sz w:val="21"/>
         </w:rPr>
-        <w:t>分点摘要：提取文章重点内容。</w:t>
+        <w:t>• Agent 问答：用户可以点击快捷问题或手动提问，回答会围绕当前文章摘要、关键词和分点摘要生成。</w:t>
       </w:r>
     </w:p>
     <w:p>
       <w:pPr>
-        <w:pStyle w:val="ListBullet"/>
+        <w:ind w:left="312" w:hanging="142"/>
       </w:pPr>
       <w:r>
         <w:rPr>
-          <w:rFonts w:ascii="Microsoft YaHei" w:hAnsi="Microsoft YaHei" w:eastAsia="Microsoft YaHei"/>
-          <w:b w:val="0"/>
-          <w:sz w:val="22"/>
+          <w:rFonts w:ascii="宋体" w:hAnsi="宋体"/>
+          <w:sz w:val="21"/>
         </w:rPr>
-        <w:t>关键词提取：展示文章主题词。</w:t>
+        <w:t>• 知识卡片与复习题：App 将阅读结果整理成学习卡片，并生成 3 道复习题和参考答案。</w:t>
       </w:r>
     </w:p>
     <w:p>
       <w:pPr>
-        <w:pStyle w:val="ListBullet"/>
+        <w:ind w:left="312" w:hanging="142"/>
       </w:pPr>
       <w:r>
         <w:rPr>
-          <w:rFonts w:ascii="Microsoft YaHei" w:hAnsi="Microsoft YaHei" w:eastAsia="Microsoft YaHei"/>
-          <w:b w:val="0"/>
-          <w:sz w:val="22"/>
+          <w:rFonts w:ascii="宋体" w:hAnsi="宋体"/>
+          <w:sz w:val="21"/>
         </w:rPr>
-        <w:t>LiteRT 端侧句子分析：使用本地 `.tflite` 模型进行句子重要性评分。</w:t>
-      </w:r>
-    </w:p>
-    <w:p>
-      <w:pPr>
-        <w:pStyle w:val="ListBullet"/>
-      </w:pPr>
-      <w:r>
-        <w:rPr>
-          <w:rFonts w:ascii="Microsoft YaHei" w:hAnsi="Microsoft YaHei" w:eastAsia="Microsoft YaHei"/>
-          <w:b w:val="0"/>
-          <w:sz w:val="22"/>
-        </w:rPr>
-        <w:t>Agent 问答：围绕当前文章摘要、关键词和分点摘要回答问题。</w:t>
-      </w:r>
-    </w:p>
-    <w:p>
-      <w:pPr>
-        <w:pStyle w:val="ListBullet"/>
-      </w:pPr>
-      <w:r>
-        <w:rPr>
-          <w:rFonts w:ascii="Microsoft YaHei" w:hAnsi="Microsoft YaHei" w:eastAsia="Microsoft YaHei"/>
-          <w:b w:val="0"/>
-          <w:sz w:val="22"/>
-        </w:rPr>
-        <w:t>知识卡片生成：把重点整理为学习卡片。</w:t>
-      </w:r>
-    </w:p>
-    <w:p>
-      <w:pPr>
-        <w:pStyle w:val="ListBullet"/>
-      </w:pPr>
-      <w:r>
-        <w:rPr>
-          <w:rFonts w:ascii="Microsoft YaHei" w:hAnsi="Microsoft YaHei" w:eastAsia="Microsoft YaHei"/>
-          <w:b w:val="0"/>
-          <w:sz w:val="22"/>
-        </w:rPr>
-        <w:t>复习题生成：根据文章生成 3 道复习题和参考答案。</w:t>
-      </w:r>
-    </w:p>
-    <w:p>
-      <w:pPr>
-        <w:pStyle w:val="ListBullet"/>
-      </w:pPr>
-      <w:r>
-        <w:rPr>
-          <w:rFonts w:ascii="Microsoft YaHei" w:hAnsi="Microsoft YaHei" w:eastAsia="Microsoft YaHei"/>
-          <w:b w:val="0"/>
-          <w:sz w:val="22"/>
-        </w:rPr>
-        <w:t>历史记录：支持保存、查看、恢复和清空历史分析。</w:t>
+        <w:t>• 历史记录：支持保存、查看、恢复和清空历史分析记录，使 App 不只是一次性 Demo。</w:t>
       </w:r>
     </w:p>
     <w:p>
@@ -204,40 +430,33 @@
         <w:pStyle w:val="Heading1"/>
       </w:pPr>
       <w:r>
-        <w:rPr>
-          <w:rFonts w:ascii="Microsoft YaHei" w:hAnsi="Microsoft YaHei" w:eastAsia="Microsoft YaHei"/>
-          <w:b/>
-          <w:sz w:val="28"/>
-        </w:rPr>
-        <w:t>三、技术路线</w:t>
+        <w:t>四、技术架构</w:t>
       </w:r>
     </w:p>
     <w:p>
       <w:pPr>
         <w:spacing w:line="300" w:lineRule="auto"/>
-        <w:ind w:firstLine="403"/>
+        <w:ind w:firstLine="420"/>
       </w:pPr>
       <w:r>
         <w:rPr>
-          <w:rFonts w:ascii="Microsoft YaHei" w:hAnsi="Microsoft YaHei" w:eastAsia="Microsoft YaHei"/>
-          <w:b w:val="0"/>
-          <w:sz w:val="22"/>
+          <w:rFonts w:ascii="宋体" w:hAnsi="宋体"/>
+          <w:sz w:val="21"/>
         </w:rPr>
-        <w:t>项目采用 Android/Kotlin + Jetpack Compose + 本地文本处理算法 + 本地规则型 Agent + LiteRT/TensorFlow Lite 端侧模型 + SharedPreferences 本地历史记录。</w:t>
+        <w:t>整体技术路线为 Android/Kotlin + Jetpack Compose + 本地文本处理算法 + 本地规则型 Agent + LiteRT/TensorFlow Lite 端侧模型 + SharedPreferences 本地历史记录。</w:t>
       </w:r>
     </w:p>
     <w:p>
       <w:pPr>
         <w:spacing w:line="300" w:lineRule="auto"/>
-        <w:ind w:firstLine="403"/>
+        <w:ind w:firstLine="420"/>
       </w:pPr>
       <w:r>
         <w:rPr>
-          <w:rFonts w:ascii="Microsoft YaHei" w:hAnsi="Microsoft YaHei" w:eastAsia="Microsoft YaHei"/>
-          <w:b w:val="0"/>
-          <w:sz w:val="22"/>
+          <w:rFonts w:ascii="宋体" w:hAnsi="宋体"/>
+          <w:sz w:val="21"/>
         </w:rPr>
-        <w:t>V1.0 不接入云端大模型 API，不提交 API Key，不依赖后端服务器，保证期末演示可以在离线或网络不稳定环境下完成。</w:t>
+        <w:t>表现层由 Jetpack Compose 构建，负责首页、摘要结果页、Agent 问答页、知识卡片页和历史记录页；文本处理层负责摘要、关键词和分点摘要；LiteRT 推理层加载 assets 中的 sentence_importance_model.tflite；数据层使用 SharedPreferences 保存最近 12 条历史记录。</w:t>
       </w:r>
     </w:p>
     <w:p>
@@ -245,77 +464,79 @@
         <w:pStyle w:val="Heading1"/>
       </w:pPr>
       <w:r>
-        <w:rPr>
-          <w:rFonts w:ascii="Microsoft YaHei" w:hAnsi="Microsoft YaHei" w:eastAsia="Microsoft YaHei"/>
-          <w:b/>
-          <w:sz w:val="28"/>
-        </w:rPr>
-        <w:t>四、系统架构</w:t>
+        <w:t>五、关键代码与实现方法</w:t>
       </w:r>
     </w:p>
     <w:p>
       <w:pPr>
-        <w:pStyle w:val="ListBullet"/>
+        <w:ind w:left="312" w:hanging="142"/>
       </w:pPr>
       <w:r>
         <w:rPr>
-          <w:rFonts w:ascii="Microsoft YaHei" w:hAnsi="Microsoft YaHei" w:eastAsia="Microsoft YaHei"/>
-          <w:b w:val="0"/>
-          <w:sz w:val="22"/>
+          <w:rFonts w:ascii="宋体" w:hAnsi="宋体"/>
+          <w:sz w:val="21"/>
         </w:rPr>
-        <w:t>表现层：Jetpack Compose 页面，负责文本输入、按钮操作、页面切换和结果展示。</w:t>
+        <w:t>• 主要代码位于 android/app/src/main/java/com/smartread/agent/。MainActivity.kt 负责 Compose 页面、文本分析、Agent 问答、知识卡片、复习题和历史记录；SentenceImportanceClassifier.kt 负责加载 LiteRT/TensorFlow Lite 模型并完成端侧推理。</w:t>
       </w:r>
     </w:p>
     <w:p>
       <w:pPr>
-        <w:pStyle w:val="ListBullet"/>
+        <w:ind w:left="312" w:hanging="142"/>
       </w:pPr>
       <w:r>
         <w:rPr>
-          <w:rFonts w:ascii="Microsoft YaHei" w:hAnsi="Microsoft YaHei" w:eastAsia="Microsoft YaHei"/>
-          <w:b w:val="0"/>
-          <w:sz w:val="22"/>
+          <w:rFonts w:ascii="宋体" w:hAnsi="宋体"/>
+          <w:sz w:val="21"/>
         </w:rPr>
-        <w:t>文本处理层：负责摘要、关键词、分点摘要、知识卡片和复习题生成。</w:t>
+        <w:t>• TextAnalyzer.analyze(rawText)：对输入文本进行清洗、句子切分、关键词提取和句子打分，输出 ArticleAnalysis。</w:t>
       </w:r>
     </w:p>
     <w:p>
       <w:pPr>
-        <w:pStyle w:val="ListBullet"/>
+        <w:ind w:left="312" w:hanging="142"/>
       </w:pPr>
       <w:r>
         <w:rPr>
-          <w:rFonts w:ascii="Microsoft YaHei" w:hAnsi="Microsoft YaHei" w:eastAsia="Microsoft YaHei"/>
-          <w:b w:val="0"/>
-          <w:sz w:val="22"/>
+          <w:rFonts w:ascii="宋体" w:hAnsi="宋体"/>
+          <w:sz w:val="21"/>
         </w:rPr>
-        <w:t>Agent 层：使用当前文章分析结果作为上下文，生成围绕文章内容的本地回答。</w:t>
+        <w:t>• SentenceImportanceAnalyzer.extractSentenceFeatures(...)：把句子转换为 5 个特征，包括句子长度、关键词重合度、位置、标点提示和总结提示词。</w:t>
       </w:r>
     </w:p>
     <w:p>
       <w:pPr>
-        <w:pStyle w:val="ListBullet"/>
+        <w:ind w:left="312" w:hanging="142"/>
       </w:pPr>
       <w:r>
         <w:rPr>
-          <w:rFonts w:ascii="Microsoft YaHei" w:hAnsi="Microsoft YaHei" w:eastAsia="Microsoft YaHei"/>
-          <w:b w:val="0"/>
-          <w:sz w:val="22"/>
+          <w:rFonts w:ascii="宋体" w:hAnsi="宋体"/>
+          <w:sz w:val="21"/>
         </w:rPr>
-        <w:t>LiteRT 推理层：加载 `sentence_importance_model.tflite`，输出句子重要性得分。</w:t>
+        <w:t>• SentenceImportanceClassifier.classify(features)：使用 TensorFlow Lite Interpreter 读取 sentence_importance_model.tflite 并输出重要性得分。</w:t>
       </w:r>
     </w:p>
     <w:p>
       <w:pPr>
-        <w:pStyle w:val="ListBullet"/>
+        <w:ind w:left="312" w:hanging="142"/>
       </w:pPr>
       <w:r>
         <w:rPr>
-          <w:rFonts w:ascii="Microsoft YaHei" w:hAnsi="Microsoft YaHei" w:eastAsia="Microsoft YaHei"/>
-          <w:b w:val="0"/>
-          <w:sz w:val="22"/>
+          <w:rFonts w:ascii="宋体" w:hAnsi="宋体"/>
+          <w:sz w:val="21"/>
         </w:rPr>
-        <w:t>数据层：使用 SharedPreferences 保存最近 12 条历史记录。</w:t>
+        <w:t>• LocalReadingAgent.answerQuestion(...)：基于当前文章摘要、关键词和分点摘要生成本地 Agent 回答，避免演示依赖网络或 API Key。</w:t>
+      </w:r>
+    </w:p>
+    <w:p>
+      <w:pPr>
+        <w:ind w:left="312" w:hanging="142"/>
+      </w:pPr>
+      <w:r>
+        <w:rPr>
+          <w:rFonts w:ascii="宋体" w:hAnsi="宋体"/>
+          <w:sz w:val="21"/>
+        </w:rPr>
+        <w:t>• HistoryRepository.save/load/clear(...)：使用 SharedPreferences 保存、读取和清空历史分析记录。</w:t>
       </w:r>
     </w:p>
     <w:p>
@@ -323,116 +544,33 @@
         <w:pStyle w:val="Heading1"/>
       </w:pPr>
       <w:r>
-        <w:rPr>
-          <w:rFonts w:ascii="Microsoft YaHei" w:hAnsi="Microsoft YaHei" w:eastAsia="Microsoft YaHei"/>
-          <w:b/>
-          <w:sz w:val="28"/>
-        </w:rPr>
-        <w:t>五、核心模块</w:t>
+        <w:t>六、LiteRT 模型说明</w:t>
       </w:r>
     </w:p>
     <w:p>
       <w:pPr>
-        <w:pStyle w:val="ListBullet"/>
+        <w:spacing w:line="300" w:lineRule="auto"/>
+        <w:ind w:firstLine="420"/>
       </w:pPr>
       <w:r>
         <w:rPr>
-          <w:rFonts w:ascii="Microsoft YaHei" w:hAnsi="Microsoft YaHei" w:eastAsia="Microsoft YaHei"/>
-          <w:b w:val="0"/>
-          <w:sz w:val="22"/>
+          <w:rFonts w:ascii="宋体" w:hAnsi="宋体"/>
+          <w:sz w:val="21"/>
         </w:rPr>
-        <w:t>文本导入模块：接收用户粘贴文本或示例文本。</w:t>
+        <w:t>模型训练材料位于 model/，导出模型位于 model/exports/sentence_importance_model.tflite，Android 工程内置模型位于 android/app/src/main/assets/sentence_importance_model.tflite。</w:t>
       </w:r>
     </w:p>
     <w:p>
       <w:pPr>
-        <w:pStyle w:val="ListBullet"/>
+        <w:spacing w:line="300" w:lineRule="auto"/>
+        <w:ind w:firstLine="420"/>
       </w:pPr>
       <w:r>
         <w:rPr>
-          <w:rFonts w:ascii="Microsoft YaHei" w:hAnsi="Microsoft YaHei" w:eastAsia="Microsoft YaHei"/>
-          <w:b w:val="0"/>
-          <w:sz w:val="22"/>
+          <w:rFonts w:ascii="宋体" w:hAnsi="宋体"/>
+          <w:sz w:val="21"/>
         </w:rPr>
-        <w:t>摘要模块：生成一句话总结和分点摘要。</w:t>
-      </w:r>
-    </w:p>
-    <w:p>
-      <w:pPr>
-        <w:pStyle w:val="ListBullet"/>
-      </w:pPr>
-      <w:r>
-        <w:rPr>
-          <w:rFonts w:ascii="Microsoft YaHei" w:hAnsi="Microsoft YaHei" w:eastAsia="Microsoft YaHei"/>
-          <w:b w:val="0"/>
-          <w:sz w:val="22"/>
-        </w:rPr>
-        <w:t>关键词模块：提取文本主题词。</w:t>
-      </w:r>
-    </w:p>
-    <w:p>
-      <w:pPr>
-        <w:pStyle w:val="ListBullet"/>
-      </w:pPr>
-      <w:r>
-        <w:rPr>
-          <w:rFonts w:ascii="Microsoft YaHei" w:hAnsi="Microsoft YaHei" w:eastAsia="Microsoft YaHei"/>
-          <w:b w:val="0"/>
-          <w:sz w:val="22"/>
-        </w:rPr>
-        <w:t>LiteRT 分析模块：在摘要结果页展示端侧句子重要性评分。</w:t>
-      </w:r>
-    </w:p>
-    <w:p>
-      <w:pPr>
-        <w:pStyle w:val="ListBullet"/>
-      </w:pPr>
-      <w:r>
-        <w:rPr>
-          <w:rFonts w:ascii="Microsoft YaHei" w:hAnsi="Microsoft YaHei" w:eastAsia="Microsoft YaHei"/>
-          <w:b w:val="0"/>
-          <w:sz w:val="22"/>
-        </w:rPr>
-        <w:t>Agent 问答模块：支持快捷问题和手动问题。</w:t>
-      </w:r>
-    </w:p>
-    <w:p>
-      <w:pPr>
-        <w:pStyle w:val="ListBullet"/>
-      </w:pPr>
-      <w:r>
-        <w:rPr>
-          <w:rFonts w:ascii="Microsoft YaHei" w:hAnsi="Microsoft YaHei" w:eastAsia="Microsoft YaHei"/>
-          <w:b w:val="0"/>
-          <w:sz w:val="22"/>
-        </w:rPr>
-        <w:t>知识卡片模块：展示概念卡片、核心观点卡片和复习卡片。</w:t>
-      </w:r>
-    </w:p>
-    <w:p>
-      <w:pPr>
-        <w:pStyle w:val="ListBullet"/>
-      </w:pPr>
-      <w:r>
-        <w:rPr>
-          <w:rFonts w:ascii="Microsoft YaHei" w:hAnsi="Microsoft YaHei" w:eastAsia="Microsoft YaHei"/>
-          <w:b w:val="0"/>
-          <w:sz w:val="22"/>
-        </w:rPr>
-        <w:t>复习题模块：展示 3 道题目和参考答案。</w:t>
-      </w:r>
-    </w:p>
-    <w:p>
-      <w:pPr>
-        <w:pStyle w:val="ListBullet"/>
-      </w:pPr>
-      <w:r>
-        <w:rPr>
-          <w:rFonts w:ascii="Microsoft YaHei" w:hAnsi="Microsoft YaHei" w:eastAsia="Microsoft YaHei"/>
-          <w:b w:val="0"/>
-          <w:sz w:val="22"/>
-        </w:rPr>
-        <w:t>历史记录模块：保存分析结果、进入历史记录页、恢复历史分析和清空记录。</w:t>
+        <w:t>模型输入 shape 为 [1, 5]，输出 shape 为 [1, 1]。V1.0 沿用已导出的轻量句子重要性模型，不在最终演示阶段重新训练，优先保证 APK 打包和端侧展示稳定。</w:t>
       </w:r>
     </w:p>
     <w:p>
@@ -440,92 +578,20 @@
         <w:pStyle w:val="Heading1"/>
       </w:pPr>
       <w:r>
-        <w:rPr>
-          <w:rFonts w:ascii="Microsoft YaHei" w:hAnsi="Microsoft YaHei" w:eastAsia="Microsoft YaHei"/>
-          <w:b/>
-          <w:sz w:val="28"/>
-        </w:rPr>
-        <w:t>六、版本迭代</w:t>
+        <w:t>七、版本迭代</w:t>
       </w:r>
     </w:p>
     <w:p>
+      <w:pPr>
+        <w:spacing w:line="300" w:lineRule="auto"/>
+        <w:ind w:firstLine="420"/>
+      </w:pPr>
       <w:r>
         <w:rPr>
-          <w:rFonts w:ascii="Microsoft YaHei" w:hAnsi="Microsoft YaHei" w:eastAsia="Microsoft YaHei"/>
-          <w:b w:val="0"/>
-          <w:sz w:val="18"/>
+          <w:rFonts w:ascii="宋体" w:hAnsi="宋体"/>
+          <w:sz w:val="21"/>
         </w:rPr>
-        <w:t>| 版本 | 日期 | 主要内容 | 状态 |</w:t>
-      </w:r>
-    </w:p>
-    <w:p>
-      <w:r>
-        <w:rPr>
-          <w:rFonts w:ascii="Microsoft YaHei" w:hAnsi="Microsoft YaHei" w:eastAsia="Microsoft YaHei"/>
-          <w:b w:val="0"/>
-          <w:sz w:val="18"/>
-        </w:rPr>
-        <w:t>|---|---|---|---|</w:t>
-      </w:r>
-    </w:p>
-    <w:p>
-      <w:r>
-        <w:rPr>
-          <w:rFonts w:ascii="Microsoft YaHei" w:hAnsi="Microsoft YaHei" w:eastAsia="Microsoft YaHei"/>
-          <w:b w:val="0"/>
-          <w:sz w:val="18"/>
-        </w:rPr>
-        <w:t>| V0.1 | 2026-05-11 | 项目立项、目录初始化、Git/Gitee/GitHub 准备 | 已完成 |</w:t>
-      </w:r>
-    </w:p>
-    <w:p>
-      <w:r>
-        <w:rPr>
-          <w:rFonts w:ascii="Microsoft YaHei" w:hAnsi="Microsoft YaHei" w:eastAsia="Microsoft YaHei"/>
-          <w:b w:val="0"/>
-          <w:sz w:val="18"/>
-        </w:rPr>
-        <w:t>| V0.2 | 2026-05-12 | 文本输入、示例文本、本地摘要、关键词和分点摘要 | 已完成 |</w:t>
-      </w:r>
-    </w:p>
-    <w:p>
-      <w:r>
-        <w:rPr>
-          <w:rFonts w:ascii="Microsoft YaHei" w:hAnsi="Microsoft YaHei" w:eastAsia="Microsoft YaHei"/>
-          <w:b w:val="0"/>
-          <w:sz w:val="18"/>
-        </w:rPr>
-        <w:t>| V0.3 | 2026-05-12 | Agent 问答、知识卡片和复习题 | 已完成 |</w:t>
-      </w:r>
-    </w:p>
-    <w:p>
-      <w:r>
-        <w:rPr>
-          <w:rFonts w:ascii="Microsoft YaHei" w:hAnsi="Microsoft YaHei" w:eastAsia="Microsoft YaHei"/>
-          <w:b w:val="0"/>
-          <w:sz w:val="18"/>
-        </w:rPr>
-        <w:t>| V0.4 | 2026-05-12 | LiteRT 端侧句子重要性模型和 Android 集成 | 已完成 |</w:t>
-      </w:r>
-    </w:p>
-    <w:p>
-      <w:r>
-        <w:rPr>
-          <w:rFonts w:ascii="Microsoft YaHei" w:hAnsi="Microsoft YaHei" w:eastAsia="Microsoft YaHei"/>
-          <w:b w:val="0"/>
-          <w:sz w:val="18"/>
-        </w:rPr>
-        <w:t>| V0.5 | 2026-05-12 | 本地历史记录、历史记录页、恢复和清空记录 | 已完成 |</w:t>
-      </w:r>
-    </w:p>
-    <w:p>
-      <w:r>
-        <w:rPr>
-          <w:rFonts w:ascii="Microsoft YaHei" w:hAnsi="Microsoft YaHei" w:eastAsia="Microsoft YaHei"/>
-          <w:b w:val="0"/>
-          <w:sz w:val="18"/>
-        </w:rPr>
-        <w:t>| V1.0 | 2026-05-13 | 期末演示稳定版、版本号更新、最终文档、真机反馈和交付整理 | 已发布 |</w:t>
+        <w:t>V0.1 完成项目立项与目录初始化；V0.2 完成文本输入、示例文本、本地摘要、关键词和分点摘要；V0.3 完成 Agent 问答、知识卡片和复习题；V0.4 完成 LiteRT 端侧句子重要性模型和 Android 集成；V0.5 完成本地历史记录；V1.0 完成版本号更新、APK 归档、最终文档、截图、真机体验反馈和提交材料整理。</w:t>
       </w:r>
     </w:p>
     <w:p>
@@ -533,103 +599,33 @@
         <w:pStyle w:val="Heading1"/>
       </w:pPr>
       <w:r>
-        <w:rPr>
-          <w:rFonts w:ascii="Microsoft YaHei" w:hAnsi="Microsoft YaHei" w:eastAsia="Microsoft YaHei"/>
-          <w:b/>
-          <w:sz w:val="28"/>
-        </w:rPr>
-        <w:t>七、运行环境</w:t>
+        <w:t>八、运行与安装</w:t>
       </w:r>
     </w:p>
     <w:p>
       <w:pPr>
-        <w:pStyle w:val="ListBullet"/>
+        <w:spacing w:line="300" w:lineRule="auto"/>
+        <w:ind w:firstLine="420"/>
       </w:pPr>
       <w:r>
         <w:rPr>
-          <w:rFonts w:ascii="Microsoft YaHei" w:hAnsi="Microsoft YaHei" w:eastAsia="Microsoft YaHei"/>
-          <w:b w:val="0"/>
-          <w:sz w:val="22"/>
+          <w:rFonts w:ascii="宋体" w:hAnsi="宋体"/>
+          <w:sz w:val="21"/>
         </w:rPr>
-        <w:t>Kotlin：2.0.21。</w:t>
+        <w:t>Android 工程位于 android/，可在该目录执行 .\gradlew.bat :app:clean :app:assembleDebug 进行构建。V1.0 版本号为 versionCode = 10，versionName = "1.0"。</w:t>
       </w:r>
     </w:p>
     <w:p>
       <w:pPr>
-        <w:pStyle w:val="ListBullet"/>
+        <w:spacing w:line="300" w:lineRule="auto"/>
+        <w:ind w:firstLine="420"/>
       </w:pPr>
       <w:r>
         <w:rPr>
-          <w:rFonts w:ascii="Microsoft YaHei" w:hAnsi="Microsoft YaHei" w:eastAsia="Microsoft YaHei"/>
-          <w:b w:val="0"/>
-          <w:sz w:val="22"/>
+          <w:rFonts w:ascii="宋体" w:hAnsi="宋体"/>
+          <w:sz w:val="21"/>
         </w:rPr>
-        <w:t>Android Gradle Plugin：8.9.3。</w:t>
-      </w:r>
-    </w:p>
-    <w:p>
-      <w:pPr>
-        <w:pStyle w:val="ListBullet"/>
-      </w:pPr>
-      <w:r>
-        <w:rPr>
-          <w:rFonts w:ascii="Microsoft YaHei" w:hAnsi="Microsoft YaHei" w:eastAsia="Microsoft YaHei"/>
-          <w:b w:val="0"/>
-          <w:sz w:val="22"/>
-        </w:rPr>
-        <w:t>Gradle：使用项目自带 Gradle Wrapper。</w:t>
-      </w:r>
-    </w:p>
-    <w:p>
-      <w:pPr>
-        <w:pStyle w:val="ListBullet"/>
-      </w:pPr>
-      <w:r>
-        <w:rPr>
-          <w:rFonts w:ascii="Microsoft YaHei" w:hAnsi="Microsoft YaHei" w:eastAsia="Microsoft YaHei"/>
-          <w:b w:val="0"/>
-          <w:sz w:val="22"/>
-        </w:rPr>
-        <w:t>最低 Android 版本：API 23。</w:t>
-      </w:r>
-    </w:p>
-    <w:p>
-      <w:pPr>
-        <w:pStyle w:val="ListBullet"/>
-      </w:pPr>
-      <w:r>
-        <w:rPr>
-          <w:rFonts w:ascii="Microsoft YaHei" w:hAnsi="Microsoft YaHei" w:eastAsia="Microsoft YaHei"/>
-          <w:b w:val="0"/>
-          <w:sz w:val="22"/>
-        </w:rPr>
-        <w:t>目标 Android SDK：36。</w:t>
-      </w:r>
-    </w:p>
-    <w:p>
-      <w:pPr>
-        <w:pStyle w:val="ListBullet"/>
-      </w:pPr>
-      <w:r>
-        <w:rPr>
-          <w:rFonts w:ascii="Microsoft YaHei" w:hAnsi="Microsoft YaHei" w:eastAsia="Microsoft YaHei"/>
-          <w:b w:val="0"/>
-          <w:sz w:val="22"/>
-        </w:rPr>
-        <w:t>已验证构建命令：`.\gradlew.bat :app:clean :app:assembleDebug`。</w:t>
-      </w:r>
-    </w:p>
-    <w:p>
-      <w:pPr>
-        <w:pStyle w:val="ListBullet"/>
-      </w:pPr>
-      <w:r>
-        <w:rPr>
-          <w:rFonts w:ascii="Microsoft YaHei" w:hAnsi="Microsoft YaHei" w:eastAsia="Microsoft YaHei"/>
-          <w:b w:val="0"/>
-          <w:sz w:val="22"/>
-        </w:rPr>
-        <w:t>模拟器与真机最终完整流程：已完成模拟器回归验证，并补充安卓真机体验反馈截图；测试记录只按真实运行和真实反馈填写。</w:t>
+        <w:t>课程演示 APK 为 release/SmartReadAgent-v1.0-debug.apk，文件大小 24,332,337 字节，SHA256 为 9F4B9D795596AB8A178C3B9396FDD407D8BBB97CAFD512F02BC596C2EB509CBF。该 APK 是课程演示用 debug 包，不用于商业发布。</w:t>
       </w:r>
     </w:p>
     <w:p>
@@ -637,180 +633,33 @@
         <w:pStyle w:val="Heading1"/>
       </w:pPr>
       <w:r>
-        <w:rPr>
-          <w:rFonts w:ascii="Microsoft YaHei" w:hAnsi="Microsoft YaHei" w:eastAsia="Microsoft YaHei"/>
-          <w:b/>
-          <w:sz w:val="28"/>
-        </w:rPr>
-        <w:t>八、运行方式</w:t>
+        <w:t>九、测试与演示准备</w:t>
       </w:r>
     </w:p>
     <w:p>
       <w:pPr>
         <w:spacing w:line="300" w:lineRule="auto"/>
-        <w:ind w:firstLine="403"/>
+        <w:ind w:firstLine="420"/>
       </w:pPr>
       <w:r>
         <w:rPr>
-          <w:rFonts w:ascii="Microsoft YaHei" w:hAnsi="Microsoft YaHei" w:eastAsia="Microsoft YaHei"/>
-          <w:b w:val="0"/>
-          <w:sz w:val="22"/>
+          <w:rFonts w:ascii="宋体" w:hAnsi="宋体"/>
+          <w:sz w:val="21"/>
         </w:rPr>
-        <w:t>在 android/ 目录执行：</w:t>
+        <w:t>项目已整理 V1.0 模拟器截图、APK 信息说明、安卓手机安装说明和真机体验反馈。演示流程建议按“打开 App -&gt; 示例文本 -&gt; 开始智能分析 -&gt; 摘要/关键词/分点摘要 -&gt; LiteRT 端侧分析 -&gt; Agent 问答 -&gt; 知识卡片/复习题 -&gt; 历史记录”的顺序进行。</w:t>
       </w:r>
     </w:p>
     <w:p>
       <w:pPr>
         <w:spacing w:line="300" w:lineRule="auto"/>
-        <w:ind w:firstLine="403"/>
+        <w:ind w:firstLine="420"/>
       </w:pPr>
       <w:r>
         <w:rPr>
-          <w:rFonts w:ascii="Microsoft YaHei" w:hAnsi="Microsoft YaHei" w:eastAsia="Microsoft YaHei"/>
-          <w:b w:val="0"/>
-          <w:sz w:val="22"/>
+          <w:rFonts w:ascii="宋体" w:hAnsi="宋体"/>
+          <w:sz w:val="21"/>
         </w:rPr>
-        <w:t>```powershell</w:t>
-      </w:r>
-    </w:p>
-    <w:p>
-      <w:pPr>
-        <w:spacing w:line="300" w:lineRule="auto"/>
-        <w:ind w:firstLine="403"/>
-      </w:pPr>
-      <w:r>
-        <w:rPr>
-          <w:rFonts w:ascii="Microsoft YaHei" w:hAnsi="Microsoft YaHei" w:eastAsia="Microsoft YaHei"/>
-          <w:b w:val="0"/>
-          <w:sz w:val="22"/>
-        </w:rPr>
-        <w:t>.\gradlew.bat :app:clean :app:assembleDebug</w:t>
-      </w:r>
-    </w:p>
-    <w:p>
-      <w:pPr>
-        <w:spacing w:line="300" w:lineRule="auto"/>
-        <w:ind w:firstLine="403"/>
-      </w:pPr>
-      <w:r>
-        <w:rPr>
-          <w:rFonts w:ascii="Microsoft YaHei" w:hAnsi="Microsoft YaHei" w:eastAsia="Microsoft YaHei"/>
-          <w:b w:val="0"/>
-          <w:sz w:val="22"/>
-        </w:rPr>
-        <w:t>```</w:t>
-      </w:r>
-    </w:p>
-    <w:p>
-      <w:pPr>
-        <w:spacing w:line="300" w:lineRule="auto"/>
-        <w:ind w:firstLine="403"/>
-      </w:pPr>
-      <w:r>
-        <w:rPr>
-          <w:rFonts w:ascii="Microsoft YaHei" w:hAnsi="Microsoft YaHei" w:eastAsia="Microsoft YaHei"/>
-          <w:b w:val="0"/>
-          <w:sz w:val="22"/>
-        </w:rPr>
-        <w:t>Debug APK 输出位置：</w:t>
-      </w:r>
-    </w:p>
-    <w:p>
-      <w:pPr>
-        <w:spacing w:line="300" w:lineRule="auto"/>
-        <w:ind w:firstLine="403"/>
-      </w:pPr>
-      <w:r>
-        <w:rPr>
-          <w:rFonts w:ascii="Microsoft YaHei" w:hAnsi="Microsoft YaHei" w:eastAsia="Microsoft YaHei"/>
-          <w:b w:val="0"/>
-          <w:sz w:val="22"/>
-        </w:rPr>
-        <w:t>```text</w:t>
-      </w:r>
-    </w:p>
-    <w:p>
-      <w:pPr>
-        <w:spacing w:line="300" w:lineRule="auto"/>
-        <w:ind w:firstLine="403"/>
-      </w:pPr>
-      <w:r>
-        <w:rPr>
-          <w:rFonts w:ascii="Microsoft YaHei" w:hAnsi="Microsoft YaHei" w:eastAsia="Microsoft YaHei"/>
-          <w:b w:val="0"/>
-          <w:sz w:val="22"/>
-        </w:rPr>
-        <w:t>android\app\build\outputs\apk\debug\app-debug.apk</w:t>
-      </w:r>
-    </w:p>
-    <w:p>
-      <w:pPr>
-        <w:spacing w:line="300" w:lineRule="auto"/>
-        <w:ind w:firstLine="403"/>
-      </w:pPr>
-      <w:r>
-        <w:rPr>
-          <w:rFonts w:ascii="Microsoft YaHei" w:hAnsi="Microsoft YaHei" w:eastAsia="Microsoft YaHei"/>
-          <w:b w:val="0"/>
-          <w:sz w:val="22"/>
-        </w:rPr>
-        <w:t>```</w:t>
-      </w:r>
-    </w:p>
-    <w:p>
-      <w:pPr>
-        <w:spacing w:line="300" w:lineRule="auto"/>
-        <w:ind w:firstLine="403"/>
-      </w:pPr>
-      <w:r>
-        <w:rPr>
-          <w:rFonts w:ascii="Microsoft YaHei" w:hAnsi="Microsoft YaHei" w:eastAsia="Microsoft YaHei"/>
-          <w:b w:val="0"/>
-          <w:sz w:val="22"/>
-        </w:rPr>
-        <w:t>课程演示用 APK：</w:t>
-      </w:r>
-    </w:p>
-    <w:p>
-      <w:pPr>
-        <w:spacing w:line="300" w:lineRule="auto"/>
-        <w:ind w:firstLine="403"/>
-      </w:pPr>
-      <w:r>
-        <w:rPr>
-          <w:rFonts w:ascii="Microsoft YaHei" w:hAnsi="Microsoft YaHei" w:eastAsia="Microsoft YaHei"/>
-          <w:b w:val="0"/>
-          <w:sz w:val="22"/>
-        </w:rPr>
-        <w:t>```text</w:t>
-      </w:r>
-    </w:p>
-    <w:p>
-      <w:pPr>
-        <w:spacing w:line="300" w:lineRule="auto"/>
-        <w:ind w:firstLine="403"/>
-      </w:pPr>
-      <w:r>
-        <w:rPr>
-          <w:rFonts w:ascii="Microsoft YaHei" w:hAnsi="Microsoft YaHei" w:eastAsia="Microsoft YaHei"/>
-          <w:b w:val="0"/>
-          <w:sz w:val="22"/>
-        </w:rPr>
-        <w:t>release\SmartReadAgent-v1.0-debug.apk</w:t>
-      </w:r>
-    </w:p>
-    <w:p>
-      <w:pPr>
-        <w:spacing w:line="300" w:lineRule="auto"/>
-        <w:ind w:firstLine="403"/>
-      </w:pPr>
-      <w:r>
-        <w:rPr>
-          <w:rFonts w:ascii="Microsoft YaHei" w:hAnsi="Microsoft YaHei" w:eastAsia="Microsoft YaHei"/>
-          <w:b w:val="0"/>
-          <w:sz w:val="22"/>
-        </w:rPr>
-        <w:t>```</w:t>
+        <w:t>如果无法现场演示，可由江轩宇使用安卓手机录制 6 至 8 分钟的完整流程视频，视频文件建议命名为 SmartReadAgent_A03组_手机演示_江轩宇.mp4。</w:t>
       </w:r>
     </w:p>
     <w:p>
@@ -818,144 +667,33 @@
         <w:pStyle w:val="Heading1"/>
       </w:pPr>
       <w:r>
-        <w:rPr>
-          <w:rFonts w:ascii="Microsoft YaHei" w:hAnsi="Microsoft YaHei" w:eastAsia="Microsoft YaHei"/>
-          <w:b/>
-          <w:sz w:val="28"/>
-        </w:rPr>
-        <w:t>九、项目截图</w:t>
+        <w:t>十、团队分工</w:t>
       </w:r>
     </w:p>
     <w:p>
       <w:pPr>
         <w:spacing w:line="300" w:lineRule="auto"/>
-        <w:ind w:firstLine="403"/>
+        <w:ind w:firstLine="420"/>
       </w:pPr>
       <w:r>
         <w:rPr>
-          <w:rFonts w:ascii="Microsoft YaHei" w:hAnsi="Microsoft YaHei" w:eastAsia="Microsoft YaHei"/>
-          <w:b w:val="0"/>
-          <w:sz w:val="22"/>
+          <w:rFonts w:ascii="宋体" w:hAnsi="宋体"/>
+          <w:sz w:val="21"/>
         </w:rPr>
-        <w:t>当前已有阶段截图包括：</w:t>
-      </w:r>
-    </w:p>
-    <w:p>
-      <w:pPr>
-        <w:pStyle w:val="ListBullet"/>
-      </w:pPr>
-      <w:r>
-        <w:rPr>
-          <w:rFonts w:ascii="Microsoft YaHei" w:hAnsi="Microsoft YaHei" w:eastAsia="Microsoft YaHei"/>
-          <w:b w:val="0"/>
-          <w:sz w:val="22"/>
-        </w:rPr>
-        <w:t>首页：`首页_20260512.png`。</w:t>
-      </w:r>
-    </w:p>
-    <w:p>
-      <w:pPr>
-        <w:pStyle w:val="ListBullet"/>
-      </w:pPr>
-      <w:r>
-        <w:rPr>
-          <w:rFonts w:ascii="Microsoft YaHei" w:hAnsi="Microsoft YaHei" w:eastAsia="Microsoft YaHei"/>
-          <w:b w:val="0"/>
-          <w:sz w:val="22"/>
-        </w:rPr>
-        <w:t>摘要结果页：`摘要结果页_20260512.png`。</w:t>
-      </w:r>
-    </w:p>
-    <w:p>
-      <w:pPr>
-        <w:pStyle w:val="ListBullet"/>
-      </w:pPr>
-      <w:r>
-        <w:rPr>
-          <w:rFonts w:ascii="Microsoft YaHei" w:hAnsi="Microsoft YaHei" w:eastAsia="Microsoft YaHei"/>
-          <w:b w:val="0"/>
-          <w:sz w:val="22"/>
-        </w:rPr>
-        <w:t>空文本提示：`空文本提示_20260512.png`。</w:t>
-      </w:r>
-    </w:p>
-    <w:p>
-      <w:pPr>
-        <w:pStyle w:val="ListBullet"/>
-      </w:pPr>
-      <w:r>
-        <w:rPr>
-          <w:rFonts w:ascii="Microsoft YaHei" w:hAnsi="Microsoft YaHei" w:eastAsia="Microsoft YaHei"/>
-          <w:b w:val="0"/>
-          <w:sz w:val="22"/>
-        </w:rPr>
-        <w:t>长文本输入与摘要：`长文本输入_20260512.png`、`长文本摘要详情_20260512.png`。</w:t>
-      </w:r>
-    </w:p>
-    <w:p>
-      <w:pPr>
-        <w:pStyle w:val="ListBullet"/>
-      </w:pPr>
-      <w:r>
-        <w:rPr>
-          <w:rFonts w:ascii="Microsoft YaHei" w:hAnsi="Microsoft YaHei" w:eastAsia="Microsoft YaHei"/>
-          <w:b w:val="0"/>
-          <w:sz w:val="22"/>
-        </w:rPr>
-        <w:t>Agent 问答：`Agent问答页_20260512.png`、`Agent快捷问题_20260512.png`、`Agent手动提问_20260512.png`。</w:t>
-      </w:r>
-    </w:p>
-    <w:p>
-      <w:pPr>
-        <w:pStyle w:val="ListBullet"/>
-      </w:pPr>
-      <w:r>
-        <w:rPr>
-          <w:rFonts w:ascii="Microsoft YaHei" w:hAnsi="Microsoft YaHei" w:eastAsia="Microsoft YaHei"/>
-          <w:b w:val="0"/>
-          <w:sz w:val="22"/>
-        </w:rPr>
-        <w:t>知识卡片与复习题：`知识卡片页_20260512.png`、`复习题展示_20260512.png`。</w:t>
-      </w:r>
-    </w:p>
-    <w:p>
-      <w:pPr>
-        <w:pStyle w:val="ListBullet"/>
-      </w:pPr>
-      <w:r>
-        <w:rPr>
-          <w:rFonts w:ascii="Microsoft YaHei" w:hAnsi="Microsoft YaHei" w:eastAsia="Microsoft YaHei"/>
-          <w:b w:val="0"/>
-          <w:sz w:val="22"/>
-        </w:rPr>
-        <w:t>LiteRT：`LiteRT端侧分析_20260512.png`。</w:t>
-      </w:r>
-    </w:p>
-    <w:p>
-      <w:pPr>
-        <w:pStyle w:val="ListBullet"/>
-      </w:pPr>
-      <w:r>
-        <w:rPr>
-          <w:rFonts w:ascii="Microsoft YaHei" w:hAnsi="Microsoft YaHei" w:eastAsia="Microsoft YaHei"/>
-          <w:b w:val="0"/>
-          <w:sz w:val="22"/>
-        </w:rPr>
-        <w:t>历史记录：`V0.5历史记录页_20260512.png`、`V0.5历史记录恢复_20260512.png`。</w:t>
+        <w:t>林立洲：项目负责人，负责 Android/Kotlin 核心开发、阅读分析流程、Agent 问答、LiteRT 模型集成、历史记录、版本管理、技术文档和提交材料整理。</w:t>
       </w:r>
     </w:p>
     <w:p>
       <w:pPr>
         <w:spacing w:line="300" w:lineRule="auto"/>
-        <w:ind w:firstLine="403"/>
+        <w:ind w:firstLine="420"/>
       </w:pPr>
       <w:r>
         <w:rPr>
-          <w:rFonts w:ascii="Microsoft YaHei" w:hAnsi="Microsoft YaHei" w:eastAsia="Microsoft YaHei"/>
-          <w:b w:val="0"/>
-          <w:sz w:val="22"/>
+          <w:rFonts w:ascii="宋体" w:hAnsi="宋体"/>
+          <w:sz w:val="21"/>
         </w:rPr>
-        <w:t>V1.0 最终截图如模拟器不可用，需要演示前人工补充。</w:t>
+        <w:t>江轩宇：参与需求反馈、安卓真机安装体验测试、功能流程检查、UI 使用建议、文档校对和演示录屏配合。</w:t>
       </w:r>
     </w:p>
     <w:p>
@@ -963,103 +701,20 @@
         <w:pStyle w:val="Heading1"/>
       </w:pPr>
       <w:r>
-        <w:rPr>
-          <w:rFonts w:ascii="Microsoft YaHei" w:hAnsi="Microsoft YaHei" w:eastAsia="Microsoft YaHei"/>
-          <w:b/>
-          <w:sz w:val="28"/>
-        </w:rPr>
-        <w:t>十、项目亮点</w:t>
+        <w:t>十一、不足与后续优化</w:t>
       </w:r>
     </w:p>
     <w:p>
       <w:pPr>
-        <w:pStyle w:val="ListBullet"/>
+        <w:spacing w:line="300" w:lineRule="auto"/>
+        <w:ind w:firstLine="420"/>
       </w:pPr>
       <w:r>
         <w:rPr>
-          <w:rFonts w:ascii="Microsoft YaHei" w:hAnsi="Microsoft YaHei" w:eastAsia="Microsoft YaHei"/>
-          <w:b w:val="0"/>
-          <w:sz w:val="22"/>
+          <w:rFonts w:ascii="宋体" w:hAnsi="宋体"/>
+          <w:sz w:val="21"/>
         </w:rPr>
-        <w:t>Android/Kotlin + Jetpack Compose 完成移动端 App。</w:t>
-      </w:r>
-    </w:p>
-    <w:p>
-      <w:pPr>
-        <w:pStyle w:val="ListBullet"/>
-      </w:pPr>
-      <w:r>
-        <w:rPr>
-          <w:rFonts w:ascii="Microsoft YaHei" w:hAnsi="Microsoft YaHei" w:eastAsia="Microsoft YaHei"/>
-          <w:b w:val="0"/>
-          <w:sz w:val="22"/>
-        </w:rPr>
-        <w:t>摘要、关键词和分点摘要形成基础阅读分析闭环。</w:t>
-      </w:r>
-    </w:p>
-    <w:p>
-      <w:pPr>
-        <w:pStyle w:val="ListBullet"/>
-      </w:pPr>
-      <w:r>
-        <w:rPr>
-          <w:rFonts w:ascii="Microsoft YaHei" w:hAnsi="Microsoft YaHei" w:eastAsia="Microsoft YaHei"/>
-          <w:b w:val="0"/>
-          <w:sz w:val="22"/>
-        </w:rPr>
-        <w:t>Agent 问答围绕当前文章内容，不是空泛聊天。</w:t>
-      </w:r>
-    </w:p>
-    <w:p>
-      <w:pPr>
-        <w:pStyle w:val="ListBullet"/>
-      </w:pPr>
-      <w:r>
-        <w:rPr>
-          <w:rFonts w:ascii="Microsoft YaHei" w:hAnsi="Microsoft YaHei" w:eastAsia="Microsoft YaHei"/>
-          <w:b w:val="0"/>
-          <w:sz w:val="22"/>
-        </w:rPr>
-        <w:t>知识卡片和复习题适合学习场景。</w:t>
-      </w:r>
-    </w:p>
-    <w:p>
-      <w:pPr>
-        <w:pStyle w:val="ListBullet"/>
-      </w:pPr>
-      <w:r>
-        <w:rPr>
-          <w:rFonts w:ascii="Microsoft YaHei" w:hAnsi="Microsoft YaHei" w:eastAsia="Microsoft YaHei"/>
-          <w:b w:val="0"/>
-          <w:sz w:val="22"/>
-        </w:rPr>
-        <w:t>LiteRT 端侧句子重要性分析体现移动端 AI。</w:t>
-      </w:r>
-    </w:p>
-    <w:p>
-      <w:pPr>
-        <w:pStyle w:val="ListBullet"/>
-      </w:pPr>
-      <w:r>
-        <w:rPr>
-          <w:rFonts w:ascii="Microsoft YaHei" w:hAnsi="Microsoft YaHei" w:eastAsia="Microsoft YaHei"/>
-          <w:b w:val="0"/>
-          <w:sz w:val="22"/>
-        </w:rPr>
-        <w:t>历史记录提升产品完整度。</w:t>
-      </w:r>
-    </w:p>
-    <w:p>
-      <w:pPr>
-        <w:pStyle w:val="ListBullet"/>
-      </w:pPr>
-      <w:r>
-        <w:rPr>
-          <w:rFonts w:ascii="Microsoft YaHei" w:hAnsi="Microsoft YaHei" w:eastAsia="Microsoft YaHei"/>
-          <w:b w:val="0"/>
-          <w:sz w:val="22"/>
-        </w:rPr>
-        <w:t>Gitee/GitHub 提交记录和项目管理材料体现持续迭代过程。</w:t>
+        <w:t>当前摘要和 Agent 问答仍为轻量本地规则方案，复杂长文效果有限；LiteRT 模型训练数据规模较小，准确率仍可提升；历史记录使用 SharedPreferences，适合课程演示但不适合大规模数据。后续可扩充训练数据、优化摘要算法、升级 Room 数据库，并在稳定条件下加入可选云端模型增强。</w:t>
       </w:r>
     </w:p>
     <w:p>
@@ -1067,64 +722,20 @@
         <w:pStyle w:val="Heading1"/>
       </w:pPr>
       <w:r>
-        <w:rPr>
-          <w:rFonts w:ascii="Microsoft YaHei" w:hAnsi="Microsoft YaHei" w:eastAsia="Microsoft YaHei"/>
-          <w:b/>
-          <w:sz w:val="28"/>
-        </w:rPr>
-        <w:t>十一、不足与改进方向</w:t>
+        <w:t>十二、提交材料</w:t>
       </w:r>
     </w:p>
     <w:p>
       <w:pPr>
-        <w:pStyle w:val="ListBullet"/>
+        <w:spacing w:line="300" w:lineRule="auto"/>
+        <w:ind w:firstLine="420"/>
       </w:pPr>
       <w:r>
         <w:rPr>
-          <w:rFonts w:ascii="Microsoft YaHei" w:hAnsi="Microsoft YaHei" w:eastAsia="Microsoft YaHei"/>
-          <w:b w:val="0"/>
-          <w:sz w:val="22"/>
+          <w:rFonts w:ascii="宋体" w:hAnsi="宋体"/>
+          <w:sz w:val="21"/>
         </w:rPr>
-        <w:t>摘要和 Agent 问答仍为轻量规则方案，复杂长文效果有限。</w:t>
-      </w:r>
-    </w:p>
-    <w:p>
-      <w:pPr>
-        <w:pStyle w:val="ListBullet"/>
-      </w:pPr>
-      <w:r>
-        <w:rPr>
-          <w:rFonts w:ascii="Microsoft YaHei" w:hAnsi="Microsoft YaHei" w:eastAsia="Microsoft YaHei"/>
-          <w:b w:val="0"/>
-          <w:sz w:val="22"/>
-        </w:rPr>
-        <w:t>LiteRT 模型为课程项目轻量模型，准确率仍有提升空间。</w:t>
-      </w:r>
-    </w:p>
-    <w:p>
-      <w:pPr>
-        <w:pStyle w:val="ListBullet"/>
-      </w:pPr>
-      <w:r>
-        <w:rPr>
-          <w:rFonts w:ascii="Microsoft YaHei" w:hAnsi="Microsoft YaHei" w:eastAsia="Microsoft YaHei"/>
-          <w:b w:val="0"/>
-          <w:sz w:val="22"/>
-        </w:rPr>
-        <w:t>历史记录使用 SharedPreferences，适合小规模演示，后续可升级为 Room 数据库。</w:t>
-      </w:r>
-    </w:p>
-    <w:p>
-      <w:pPr>
-        <w:pStyle w:val="ListBullet"/>
-      </w:pPr>
-      <w:r>
-        <w:rPr>
-          <w:rFonts w:ascii="Microsoft YaHei" w:hAnsi="Microsoft YaHei" w:eastAsia="Microsoft YaHei"/>
-          <w:b w:val="0"/>
-          <w:sz w:val="22"/>
-        </w:rPr>
-        <w:t>后续可在稳定条件下加入可选云端大模型增强能力。</w:t>
+        <w:t>最终提交包包含 Android 源码、模型材料、release APK、项目说明文档、PPT、运行截图、关键代码说明、期末要求对照检查表、安装说明和手机录屏流程。源码已同步到 Gitee 主仓库和 GitHub 镜像仓库，便于老师复查。</w:t>
       </w:r>
     </w:p>
     <w:p>
@@ -1132,31 +743,313 @@
         <w:pStyle w:val="Heading1"/>
       </w:pPr>
       <w:r>
-        <w:rPr>
-          <w:rFonts w:ascii="Microsoft YaHei" w:hAnsi="Microsoft YaHei" w:eastAsia="Microsoft YaHei"/>
-          <w:b/>
-          <w:sz w:val="28"/>
-        </w:rPr>
-        <w:t>十二、总结</w:t>
+        <w:t>十三、总结</w:t>
       </w:r>
     </w:p>
     <w:p>
       <w:pPr>
         <w:spacing w:line="300" w:lineRule="auto"/>
-        <w:ind w:firstLine="403"/>
+        <w:ind w:firstLine="420"/>
       </w:pPr>
       <w:r>
         <w:rPr>
-          <w:rFonts w:ascii="Microsoft YaHei" w:hAnsi="Microsoft YaHei" w:eastAsia="Microsoft YaHei"/>
-          <w:b w:val="0"/>
-          <w:sz w:val="22"/>
+          <w:rFonts w:ascii="宋体" w:hAnsi="宋体"/>
+          <w:sz w:val="21"/>
         </w:rPr>
-        <w:t>SmartRead Agent V1.0 已形成从文本输入、摘要分析、LiteRT 端侧 AI、Agent 问答、知识卡片、复习题到历史记录的完整演示流程，能够支撑软件开发实践（三）课程的最终技术交付。</w:t>
+        <w:t>SmartRead Agent V1.0 已形成从文本输入、摘要分析、LiteRT 端侧 AI、Agent 问答、知识卡片、复习题到历史记录的完整演示流程，能够支撑《软件开发实践（三）》期末综合项目的技术交付和录屏展示。</w:t>
       </w:r>
     </w:p>
+    <w:p>
+      <w:pPr>
+        <w:pStyle w:val="Heading1"/>
+      </w:pPr>
+      <w:r>
+        <w:t>附表：课程要求与材料对应</w:t>
+      </w:r>
+    </w:p>
+    <w:tbl>
+      <w:tblPr>
+        <w:tblStyle w:val="TableGrid"/>
+        <w:tblW w:type="auto" w:w="0"/>
+        <w:jc w:val="center"/>
+        <w:tblLook w:firstColumn="1" w:firstRow="1" w:lastColumn="0" w:lastRow="0" w:noHBand="0" w:noVBand="1" w:val="04A0"/>
+      </w:tblPr>
+      <w:tblGrid>
+        <w:gridCol w:w="3211"/>
+        <w:gridCol w:w="3211"/>
+        <w:gridCol w:w="3211"/>
+      </w:tblGrid>
+      <w:tr>
+        <w:tc>
+          <w:tcPr>
+            <w:tcW w:type="dxa" w:w="3211"/>
+          </w:tcPr>
+          <w:p>
+            <w:r>
+              <w:rPr>
+                <w:rFonts w:ascii="黑体" w:hAnsi="黑体"/>
+                <w:b/>
+                <w:sz w:val="20"/>
+              </w:rPr>
+              <w:t>课程要求</w:t>
+            </w:r>
+          </w:p>
+        </w:tc>
+        <w:tc>
+          <w:tcPr>
+            <w:tcW w:type="dxa" w:w="3211"/>
+          </w:tcPr>
+          <w:p>
+            <w:r>
+              <w:rPr>
+                <w:rFonts w:ascii="黑体" w:hAnsi="黑体"/>
+                <w:b/>
+                <w:sz w:val="20"/>
+              </w:rPr>
+              <w:t>对应材料</w:t>
+            </w:r>
+          </w:p>
+        </w:tc>
+        <w:tc>
+          <w:tcPr>
+            <w:tcW w:type="dxa" w:w="3211"/>
+          </w:tcPr>
+          <w:p>
+            <w:r>
+              <w:rPr>
+                <w:rFonts w:ascii="黑体" w:hAnsi="黑体"/>
+                <w:b/>
+                <w:sz w:val="20"/>
+              </w:rPr>
+              <w:t>状态</w:t>
+            </w:r>
+          </w:p>
+        </w:tc>
+      </w:tr>
+      <w:tr>
+        <w:tc>
+          <w:tcPr>
+            <w:tcW w:type="dxa" w:w="3211"/>
+          </w:tcPr>
+          <w:p>
+            <w:r>
+              <w:rPr>
+                <w:rFonts w:ascii="宋体" w:hAnsi="宋体"/>
+                <w:sz w:val="20"/>
+              </w:rPr>
+              <w:t>移动机器学习 App</w:t>
+            </w:r>
+          </w:p>
+        </w:tc>
+        <w:tc>
+          <w:tcPr>
+            <w:tcW w:type="dxa" w:w="3211"/>
+          </w:tcPr>
+          <w:p>
+            <w:r>
+              <w:rPr>
+                <w:rFonts w:ascii="宋体" w:hAnsi="宋体"/>
+                <w:sz w:val="20"/>
+              </w:rPr>
+              <w:t>android/、release/SmartReadAgent-v1.0-debug.apk</w:t>
+            </w:r>
+          </w:p>
+        </w:tc>
+        <w:tc>
+          <w:tcPr>
+            <w:tcW w:type="dxa" w:w="3211"/>
+          </w:tcPr>
+          <w:p>
+            <w:r>
+              <w:rPr>
+                <w:rFonts w:ascii="宋体" w:hAnsi="宋体"/>
+                <w:sz w:val="20"/>
+              </w:rPr>
+              <w:t>已完成</w:t>
+            </w:r>
+          </w:p>
+        </w:tc>
+      </w:tr>
+      <w:tr>
+        <w:tc>
+          <w:tcPr>
+            <w:tcW w:type="dxa" w:w="3211"/>
+          </w:tcPr>
+          <w:p>
+            <w:r>
+              <w:rPr>
+                <w:rFonts w:ascii="宋体" w:hAnsi="宋体"/>
+                <w:sz w:val="20"/>
+              </w:rPr>
+              <w:t>源码发布开源社区</w:t>
+            </w:r>
+          </w:p>
+        </w:tc>
+        <w:tc>
+          <w:tcPr>
+            <w:tcW w:type="dxa" w:w="3211"/>
+          </w:tcPr>
+          <w:p>
+            <w:r>
+              <w:rPr>
+                <w:rFonts w:ascii="宋体" w:hAnsi="宋体"/>
+                <w:sz w:val="20"/>
+              </w:rPr>
+              <w:t>Gitee 主仓库、GitHub 镜像仓库</w:t>
+            </w:r>
+          </w:p>
+        </w:tc>
+        <w:tc>
+          <w:tcPr>
+            <w:tcW w:type="dxa" w:w="3211"/>
+          </w:tcPr>
+          <w:p>
+            <w:r>
+              <w:rPr>
+                <w:rFonts w:ascii="宋体" w:hAnsi="宋体"/>
+                <w:sz w:val="20"/>
+              </w:rPr>
+              <w:t>已完成</w:t>
+            </w:r>
+          </w:p>
+        </w:tc>
+      </w:tr>
+      <w:tr>
+        <w:tc>
+          <w:tcPr>
+            <w:tcW w:type="dxa" w:w="3211"/>
+          </w:tcPr>
+          <w:p>
+            <w:r>
+              <w:rPr>
+                <w:rFonts w:ascii="宋体" w:hAnsi="宋体"/>
+                <w:sz w:val="20"/>
+              </w:rPr>
+              <w:t>全面详尽项目说明文档</w:t>
+            </w:r>
+          </w:p>
+        </w:tc>
+        <w:tc>
+          <w:tcPr>
+            <w:tcW w:type="dxa" w:w="3211"/>
+          </w:tcPr>
+          <w:p>
+            <w:r>
+              <w:rPr>
+                <w:rFonts w:ascii="宋体" w:hAnsi="宋体"/>
+                <w:sz w:val="20"/>
+              </w:rPr>
+              <w:t>docs/软件实践3_项目说明文档.md、本 docx</w:t>
+            </w:r>
+          </w:p>
+        </w:tc>
+        <w:tc>
+          <w:tcPr>
+            <w:tcW w:type="dxa" w:w="3211"/>
+          </w:tcPr>
+          <w:p>
+            <w:r>
+              <w:rPr>
+                <w:rFonts w:ascii="宋体" w:hAnsi="宋体"/>
+                <w:sz w:val="20"/>
+              </w:rPr>
+              <w:t>已完成</w:t>
+            </w:r>
+          </w:p>
+        </w:tc>
+      </w:tr>
+      <w:tr>
+        <w:tc>
+          <w:tcPr>
+            <w:tcW w:type="dxa" w:w="3211"/>
+          </w:tcPr>
+          <w:p>
+            <w:r>
+              <w:rPr>
+                <w:rFonts w:ascii="宋体" w:hAnsi="宋体"/>
+                <w:sz w:val="20"/>
+              </w:rPr>
+              <w:t>关键代码说明</w:t>
+            </w:r>
+          </w:p>
+        </w:tc>
+        <w:tc>
+          <w:tcPr>
+            <w:tcW w:type="dxa" w:w="3211"/>
+          </w:tcPr>
+          <w:p>
+            <w:r>
+              <w:rPr>
+                <w:rFonts w:ascii="宋体" w:hAnsi="宋体"/>
+                <w:sz w:val="20"/>
+              </w:rPr>
+              <w:t>docs/关键代码与实现方法说明.md</w:t>
+            </w:r>
+          </w:p>
+        </w:tc>
+        <w:tc>
+          <w:tcPr>
+            <w:tcW w:type="dxa" w:w="3211"/>
+          </w:tcPr>
+          <w:p>
+            <w:r>
+              <w:rPr>
+                <w:rFonts w:ascii="宋体" w:hAnsi="宋体"/>
+                <w:sz w:val="20"/>
+              </w:rPr>
+              <w:t>已完成</w:t>
+            </w:r>
+          </w:p>
+        </w:tc>
+      </w:tr>
+      <w:tr>
+        <w:tc>
+          <w:tcPr>
+            <w:tcW w:type="dxa" w:w="3211"/>
+          </w:tcPr>
+          <w:p>
+            <w:r>
+              <w:rPr>
+                <w:rFonts w:ascii="宋体" w:hAnsi="宋体"/>
+                <w:sz w:val="20"/>
+              </w:rPr>
+              <w:t>演示与时间控制</w:t>
+            </w:r>
+          </w:p>
+        </w:tc>
+        <w:tc>
+          <w:tcPr>
+            <w:tcW w:type="dxa" w:w="3211"/>
+          </w:tcPr>
+          <w:p>
+            <w:r>
+              <w:rPr>
+                <w:rFonts w:ascii="宋体" w:hAnsi="宋体"/>
+                <w:sz w:val="20"/>
+              </w:rPr>
+              <w:t>PPT、演示脚本、手机录屏流程</w:t>
+            </w:r>
+          </w:p>
+        </w:tc>
+        <w:tc>
+          <w:tcPr>
+            <w:tcW w:type="dxa" w:w="3211"/>
+          </w:tcPr>
+          <w:p>
+            <w:r>
+              <w:rPr>
+                <w:rFonts w:ascii="宋体" w:hAnsi="宋体"/>
+                <w:sz w:val="20"/>
+              </w:rPr>
+              <w:t>已完成</w:t>
+            </w:r>
+          </w:p>
+        </w:tc>
+      </w:tr>
+    </w:tbl>
     <w:sectPr>
       <w:pgSz w:w="12240" w:h="15840"/>
-      <w:pgMar w:top="1440" w:right="1800" w:bottom="1440" w:left="1800" w:header="720" w:footer="720" w:gutter="0"/>
+      <w:pgMar w:top="1247" w:right="1304" w:bottom="1134" w:left="1304" w:header="720" w:footer="720" w:gutter="0"/>
       <w:cols w:space="720"/>
       <w:docGrid w:linePitch="360"/>
     </w:sectPr>
@@ -1528,8 +1421,8 @@
     <w:qFormat/>
     <w:rsid w:val="00FC693F"/>
     <w:rPr>
-      <w:rFonts w:ascii="Microsoft YaHei" w:hAnsi="Microsoft YaHei" w:eastAsia="Microsoft YaHei"/>
-      <w:sz w:val="22"/>
+      <w:rFonts w:ascii="宋体" w:hAnsi="宋体"/>
+      <w:sz w:val="21"/>
     </w:rPr>
   </w:style>
   <w:style w:type="paragraph" w:styleId="Header">
@@ -1591,7 +1484,7 @@
       <w:outlineLvl w:val="0"/>
     </w:pPr>
     <w:rPr>
-      <w:rFonts w:asciiTheme="majorHAnsi" w:eastAsiaTheme="majorEastAsia" w:hAnsiTheme="majorHAnsi" w:cstheme="majorBidi"/>
+      <w:rFonts w:asciiTheme="majorHAnsi" w:eastAsiaTheme="majorEastAsia" w:hAnsiTheme="majorHAnsi" w:cstheme="majorBidi" w:ascii="黑体" w:hAnsi="黑体"/>
       <w:b/>
       <w:bCs/>
       <w:color w:val="365F91" w:themeColor="accent1" w:themeShade="BF"/>
@@ -1615,11 +1508,11 @@
       <w:outlineLvl w:val="1"/>
     </w:pPr>
     <w:rPr>
-      <w:rFonts w:asciiTheme="majorHAnsi" w:eastAsiaTheme="majorEastAsia" w:hAnsiTheme="majorHAnsi" w:cstheme="majorBidi"/>
+      <w:rFonts w:asciiTheme="majorHAnsi" w:eastAsiaTheme="majorEastAsia" w:hAnsiTheme="majorHAnsi" w:cstheme="majorBidi" w:ascii="黑体" w:hAnsi="黑体"/>
       <w:b/>
       <w:bCs/>
       <w:color w:val="4F81BD" w:themeColor="accent1"/>
-      <w:sz w:val="26"/>
+      <w:sz w:val="28"/>
       <w:szCs w:val="26"/>
     </w:rPr>
   </w:style>
@@ -1639,10 +1532,11 @@
       <w:outlineLvl w:val="2"/>
     </w:pPr>
     <w:rPr>
-      <w:rFonts w:asciiTheme="majorHAnsi" w:eastAsiaTheme="majorEastAsia" w:hAnsiTheme="majorHAnsi" w:cstheme="majorBidi"/>
+      <w:rFonts w:asciiTheme="majorHAnsi" w:eastAsiaTheme="majorEastAsia" w:hAnsiTheme="majorHAnsi" w:cstheme="majorBidi" w:ascii="黑体" w:hAnsi="黑体"/>
       <w:b/>
       <w:bCs/>
       <w:color w:val="4F81BD" w:themeColor="accent1"/>
+      <w:sz w:val="28"/>
     </w:rPr>
   </w:style>
   <w:style w:type="paragraph" w:styleId="Heading4">

--- a/docs/SmartReadAgent_V1.0_项目说明文档.docx
+++ b/docs/SmartReadAgent_V1.0_项目说明文档.docx
@@ -1,1060 +1,1060 @@
 
 <file path=word/document.xml><?xml version="1.0" encoding="utf-8"?>
-<w:document xmlns:wpc="http://schemas.microsoft.com/office/word/2010/wordprocessingCanvas" xmlns:mo="http://schemas.microsoft.com/office/mac/office/2008/main" xmlns:mc="http://schemas.openxmlformats.org/markup-compatibility/2006" xmlns:mv="urn:schemas-microsoft-com:mac:vml" xmlns:o="urn:schemas-microsoft-com:office:office" xmlns:r="http://schemas.openxmlformats.org/officeDocument/2006/relationships" xmlns:m="http://schemas.openxmlformats.org/officeDocument/2006/math" xmlns:v="urn:schemas-microsoft-com:vml" xmlns:wp14="http://schemas.microsoft.com/office/word/2010/wordprocessingDrawing" xmlns:wp="http://schemas.openxmlformats.org/drawingml/2006/wordprocessingDrawing" xmlns:w10="urn:schemas-microsoft-com:office:word" xmlns:w="http://schemas.openxmlformats.org/wordprocessingml/2006/main" xmlns:w14="http://schemas.microsoft.com/office/word/2010/wordml" xmlns:wpg="http://schemas.microsoft.com/office/word/2010/wordprocessingGroup" xmlns:wpi="http://schemas.microsoft.com/office/word/2010/wordprocessingInk" xmlns:wne="http://schemas.microsoft.com/office/word/2006/wordml" xmlns:wps="http://schemas.microsoft.com/office/word/2010/wordprocessingShape" mc:Ignorable="w14 wp14">
-  <w:body>
-    <w:p>
-      <w:pPr>
-        <w:jc w:val="center"/>
-      </w:pPr>
-      <w:r>
-        <w:rPr>
-          <w:rFonts w:ascii="黑体" w:hAnsi="黑体"/>
-          <w:b/>
-          <w:sz w:val="40"/>
-        </w:rPr>
-        <w:t>SmartRead Agent V1.0 项目说明文档</w:t>
-      </w:r>
-    </w:p>
-    <w:tbl>
-      <w:tblPr>
-        <w:tblStyle w:val="TableGrid"/>
-        <w:tblW w:type="auto" w:w="0"/>
-        <w:jc w:val="center"/>
-        <w:tblLook w:firstColumn="1" w:firstRow="1" w:lastColumn="0" w:lastRow="0" w:noHBand="0" w:noVBand="1" w:val="04A0"/>
-      </w:tblPr>
-      <w:tblGrid>
-        <w:gridCol w:w="2408"/>
-        <w:gridCol w:w="2408"/>
-        <w:gridCol w:w="2408"/>
-        <w:gridCol w:w="2408"/>
-      </w:tblGrid>
-      <w:tr>
-        <w:tc>
-          <w:tcPr>
-            <w:tcW w:type="dxa" w:w="2408"/>
-            <w:vAlign w:val="center"/>
-          </w:tcPr>
-          <w:p>
-            <w:r>
-              <w:rPr>
-                <w:rFonts w:ascii="宋体" w:hAnsi="宋体"/>
-                <w:sz w:val="20"/>
-              </w:rPr>
-              <w:t>课程名称</w:t>
-            </w:r>
-          </w:p>
-        </w:tc>
-        <w:tc>
-          <w:tcPr>
-            <w:tcW w:type="dxa" w:w="2408"/>
-            <w:vAlign w:val="center"/>
-          </w:tcPr>
-          <w:p>
-            <w:r>
-              <w:rPr>
-                <w:rFonts w:ascii="宋体" w:hAnsi="宋体"/>
-                <w:sz w:val="20"/>
-              </w:rPr>
-              <w:t>软件开发实践（三）</w:t>
-            </w:r>
-          </w:p>
-        </w:tc>
-        <w:tc>
-          <w:tcPr>
-            <w:tcW w:type="dxa" w:w="2408"/>
-            <w:vAlign w:val="center"/>
-          </w:tcPr>
-          <w:p>
-            <w:r>
-              <w:rPr>
-                <w:rFonts w:ascii="宋体" w:hAnsi="宋体"/>
-                <w:sz w:val="20"/>
-              </w:rPr>
-              <w:t>项目名称</w:t>
-            </w:r>
-          </w:p>
-        </w:tc>
-        <w:tc>
-          <w:tcPr>
-            <w:tcW w:type="dxa" w:w="2408"/>
-            <w:vAlign w:val="center"/>
-          </w:tcPr>
-          <w:p>
-            <w:r>
-              <w:rPr>
-                <w:rFonts w:ascii="宋体" w:hAnsi="宋体"/>
-                <w:sz w:val="20"/>
-              </w:rPr>
-              <w:t>SmartRead Agent：AI 智读助手</w:t>
-            </w:r>
-          </w:p>
-        </w:tc>
-      </w:tr>
-      <w:tr>
-        <w:tc>
-          <w:tcPr>
-            <w:tcW w:type="dxa" w:w="2408"/>
-            <w:vAlign w:val="center"/>
-          </w:tcPr>
-          <w:p>
-            <w:r>
-              <w:rPr>
-                <w:rFonts w:ascii="宋体" w:hAnsi="宋体"/>
-                <w:sz w:val="20"/>
-              </w:rPr>
-              <w:t>组别</w:t>
-            </w:r>
-          </w:p>
-        </w:tc>
-        <w:tc>
-          <w:tcPr>
-            <w:tcW w:type="dxa" w:w="2408"/>
-            <w:vAlign w:val="center"/>
-          </w:tcPr>
-          <w:p>
-            <w:r>
-              <w:rPr>
-                <w:rFonts w:ascii="宋体" w:hAnsi="宋体"/>
-                <w:sz w:val="20"/>
-              </w:rPr>
-              <w:t>A03 组</w:t>
-            </w:r>
-          </w:p>
-        </w:tc>
-        <w:tc>
-          <w:tcPr>
-            <w:tcW w:type="dxa" w:w="2408"/>
-            <w:vAlign w:val="center"/>
-          </w:tcPr>
-          <w:p>
-            <w:r>
-              <w:rPr>
-                <w:rFonts w:ascii="宋体" w:hAnsi="宋体"/>
-                <w:sz w:val="20"/>
-              </w:rPr>
-              <w:t>版本</w:t>
-            </w:r>
-          </w:p>
-        </w:tc>
-        <w:tc>
-          <w:tcPr>
-            <w:tcW w:type="dxa" w:w="2408"/>
-            <w:vAlign w:val="center"/>
-          </w:tcPr>
-          <w:p>
-            <w:r>
-              <w:rPr>
-                <w:rFonts w:ascii="宋体" w:hAnsi="宋体"/>
-                <w:sz w:val="20"/>
-              </w:rPr>
-              <w:t>V1.0 期末演示稳定版</w:t>
-            </w:r>
-          </w:p>
-        </w:tc>
-      </w:tr>
-      <w:tr>
-        <w:tc>
-          <w:tcPr>
-            <w:tcW w:type="dxa" w:w="2408"/>
-            <w:vAlign w:val="center"/>
-          </w:tcPr>
-          <w:p>
-            <w:r>
-              <w:rPr>
-                <w:rFonts w:ascii="宋体" w:hAnsi="宋体"/>
-                <w:sz w:val="20"/>
-              </w:rPr>
-              <w:t>成员</w:t>
-            </w:r>
-          </w:p>
-        </w:tc>
-        <w:tc>
-          <w:tcPr>
-            <w:tcW w:type="dxa" w:w="2408"/>
-            <w:vAlign w:val="center"/>
-          </w:tcPr>
-          <w:p>
-            <w:r>
-              <w:rPr>
-                <w:rFonts w:ascii="宋体" w:hAnsi="宋体"/>
-                <w:sz w:val="20"/>
-              </w:rPr>
-              <w:t>林立洲 121072021030</w:t>
-            </w:r>
-          </w:p>
-        </w:tc>
-        <w:tc>
-          <w:tcPr>
-            <w:tcW w:type="dxa" w:w="2408"/>
-            <w:vAlign w:val="center"/>
-          </w:tcPr>
-          <w:p>
-            <w:r>
-              <w:rPr>
-                <w:rFonts w:ascii="宋体" w:hAnsi="宋体"/>
-                <w:sz w:val="20"/>
-              </w:rPr>
-              <w:t>成员</w:t>
-            </w:r>
-          </w:p>
-        </w:tc>
-        <w:tc>
-          <w:tcPr>
-            <w:tcW w:type="dxa" w:w="2408"/>
-            <w:vAlign w:val="center"/>
-          </w:tcPr>
-          <w:p>
-            <w:r>
-              <w:rPr>
-                <w:rFonts w:ascii="宋体" w:hAnsi="宋体"/>
-                <w:sz w:val="20"/>
-              </w:rPr>
-              <w:t>江轩宇 121052023075</w:t>
-            </w:r>
-          </w:p>
-        </w:tc>
-      </w:tr>
-      <w:tr>
-        <w:tc>
-          <w:tcPr>
-            <w:tcW w:type="dxa" w:w="2408"/>
-            <w:vAlign w:val="center"/>
-          </w:tcPr>
-          <w:p>
-            <w:r>
-              <w:rPr>
-                <w:rFonts w:ascii="宋体" w:hAnsi="宋体"/>
-                <w:sz w:val="20"/>
-              </w:rPr>
-              <w:t>班级</w:t>
-            </w:r>
-          </w:p>
-        </w:tc>
-        <w:tc>
-          <w:tcPr>
-            <w:tcW w:type="dxa" w:w="2408"/>
-            <w:vAlign w:val="center"/>
-          </w:tcPr>
-          <w:p>
-            <w:r>
-              <w:rPr>
-                <w:rFonts w:ascii="宋体" w:hAnsi="宋体"/>
-                <w:sz w:val="20"/>
-              </w:rPr>
-              <w:t>福建师范大学 2023 级软件工程 2 班</w:t>
-            </w:r>
-          </w:p>
-        </w:tc>
-        <w:tc>
-          <w:tcPr>
-            <w:tcW w:type="dxa" w:w="2408"/>
-            <w:vAlign w:val="center"/>
-          </w:tcPr>
-          <w:p>
-            <w:r>
-              <w:rPr>
-                <w:rFonts w:ascii="宋体" w:hAnsi="宋体"/>
-                <w:sz w:val="20"/>
-              </w:rPr>
-              <w:t>提交内容</w:t>
-            </w:r>
-          </w:p>
-        </w:tc>
-        <w:tc>
-          <w:tcPr>
-            <w:tcW w:type="dxa" w:w="2408"/>
-            <w:vAlign w:val="center"/>
-          </w:tcPr>
-          <w:p>
-            <w:r>
-              <w:rPr>
-                <w:rFonts w:ascii="宋体" w:hAnsi="宋体"/>
-                <w:sz w:val="20"/>
-              </w:rPr>
-              <w:t>源码、APK、文档、PPT、截图、演示材料</w:t>
-            </w:r>
-          </w:p>
-        </w:tc>
-      </w:tr>
-    </w:tbl>
-    <w:p>
-      <w:pPr>
-        <w:pStyle w:val="Heading1"/>
-      </w:pPr>
-      <w:r>
-        <w:t>一、项目概述</w:t>
-      </w:r>
-    </w:p>
-    <w:p>
-      <w:pPr>
-        <w:spacing w:line="300" w:lineRule="auto"/>
-        <w:ind w:firstLine="420"/>
-      </w:pPr>
-      <w:r>
-        <w:rPr>
-          <w:rFonts w:ascii="宋体" w:hAnsi="宋体"/>
-          <w:sz w:val="21"/>
-        </w:rPr>
-        <w:t>SmartRead Agent：AI 智读助手是一款基于 Android/Kotlin 的移动端 AI 阅读辅助 App。项目面向学生阅读课程资料、教材片段、技术文章和报告材料时理解成本较高、复习整理耗时的问题，提供文本输入、摘要生成、关键词提取、分点摘要、LiteRT 端侧句子重要性分析、Agent 问答、知识卡片、复习题和历史记录等能力。</w:t>
-      </w:r>
-    </w:p>
-    <w:p>
-      <w:pPr>
-        <w:spacing w:line="300" w:lineRule="auto"/>
-        <w:ind w:firstLine="420"/>
-      </w:pPr>
-      <w:r>
-        <w:rPr>
-          <w:rFonts w:ascii="宋体" w:hAnsi="宋体"/>
-          <w:sz w:val="21"/>
-        </w:rPr>
-        <w:t>V1.0 是期末演示稳定版。本版本不继续扩展云端大模型 API、用户登录、OCR、多设备同步、后端服务器、复杂数据库和语音输入等大功能，重点保证已有功能能稳定串联、能安装、能演示、能复查。</w:t>
-      </w:r>
-    </w:p>
-    <w:p>
-      <w:pPr>
-        <w:pStyle w:val="Heading1"/>
-      </w:pPr>
-      <w:r>
-        <w:t>二、需求与目标</w:t>
-      </w:r>
-    </w:p>
-    <w:p>
-      <w:pPr>
-        <w:spacing w:line="300" w:lineRule="auto"/>
-        <w:ind w:firstLine="420"/>
-      </w:pPr>
-      <w:r>
-        <w:rPr>
-          <w:rFonts w:ascii="宋体" w:hAnsi="宋体"/>
-          <w:sz w:val="21"/>
-        </w:rPr>
-        <w:t>项目的主要目标是完成一个可运行、可测试、可提交的移动端机器学习相关应用，而不是只停留在界面原型或文档设想。App 需要能够在安卓端完成输入文章、生成阅读分析、展示端侧 AI 结果，并把结果继续转化为问答、知识卡片、复习题和历史记录。</w:t>
-      </w:r>
-    </w:p>
-    <w:p>
-      <w:pPr>
-        <w:spacing w:line="300" w:lineRule="auto"/>
-        <w:ind w:firstLine="420"/>
-      </w:pPr>
-      <w:r>
-        <w:rPr>
-          <w:rFonts w:ascii="宋体" w:hAnsi="宋体"/>
-          <w:sz w:val="21"/>
-        </w:rPr>
-        <w:t>本项目对应课程期末要求中的移动机器学习应用、演示效果、源码发布、PPT 展示和全面详尽项目说明文档等评价点。</w:t>
-      </w:r>
-    </w:p>
-    <w:p>
-      <w:pPr>
-        <w:pStyle w:val="Heading1"/>
-      </w:pPr>
-      <w:r>
-        <w:t>三、主要功能</w:t>
-      </w:r>
-    </w:p>
-    <w:p>
-      <w:pPr>
-        <w:ind w:left="312" w:hanging="142"/>
-      </w:pPr>
-      <w:r>
-        <w:rPr>
-          <w:rFonts w:ascii="宋体" w:hAnsi="宋体"/>
-          <w:sz w:val="21"/>
-        </w:rPr>
-        <w:t>• 文本输入与示例文本：用户可以粘贴文章，也可以直接使用 App 内置示例，降低演示时的输入成本。</w:t>
-      </w:r>
-    </w:p>
-    <w:p>
-      <w:pPr>
-        <w:ind w:left="312" w:hanging="142"/>
-      </w:pPr>
-      <w:r>
-        <w:rPr>
-          <w:rFonts w:ascii="宋体" w:hAnsi="宋体"/>
-          <w:sz w:val="21"/>
-        </w:rPr>
-        <w:t>• 本地摘要、关键词和分点摘要：App 对文章进行句子切分和关键词评分，生成一句话总结、主题词和条目化摘要。</w:t>
-      </w:r>
-    </w:p>
-    <w:p>
-      <w:pPr>
-        <w:ind w:left="312" w:hanging="142"/>
-      </w:pPr>
-      <w:r>
-        <w:rPr>
-          <w:rFonts w:ascii="宋体" w:hAnsi="宋体"/>
-          <w:sz w:val="21"/>
-        </w:rPr>
-        <w:t>• LiteRT 端侧分析：模型文件随 APK 打包，在手机端对句子重要性进行本地推理，并展示得分和等级。</w:t>
-      </w:r>
-    </w:p>
-    <w:p>
-      <w:pPr>
-        <w:ind w:left="312" w:hanging="142"/>
-      </w:pPr>
-      <w:r>
-        <w:rPr>
-          <w:rFonts w:ascii="宋体" w:hAnsi="宋体"/>
-          <w:sz w:val="21"/>
-        </w:rPr>
-        <w:t>• Agent 问答：用户可以点击快捷问题或手动提问，回答会围绕当前文章摘要、关键词和分点摘要生成。</w:t>
-      </w:r>
-    </w:p>
-    <w:p>
-      <w:pPr>
-        <w:ind w:left="312" w:hanging="142"/>
-      </w:pPr>
-      <w:r>
-        <w:rPr>
-          <w:rFonts w:ascii="宋体" w:hAnsi="宋体"/>
-          <w:sz w:val="21"/>
-        </w:rPr>
-        <w:t>• 知识卡片与复习题：App 将阅读结果整理成学习卡片，并生成 3 道复习题和参考答案。</w:t>
-      </w:r>
-    </w:p>
-    <w:p>
-      <w:pPr>
-        <w:ind w:left="312" w:hanging="142"/>
-      </w:pPr>
-      <w:r>
-        <w:rPr>
-          <w:rFonts w:ascii="宋体" w:hAnsi="宋体"/>
-          <w:sz w:val="21"/>
-        </w:rPr>
-        <w:t>• 历史记录：支持保存、查看、恢复和清空历史分析记录，使 App 不只是一次性 Demo。</w:t>
-      </w:r>
-    </w:p>
-    <w:p>
-      <w:pPr>
-        <w:pStyle w:val="Heading1"/>
-      </w:pPr>
-      <w:r>
-        <w:t>四、技术架构</w:t>
-      </w:r>
-    </w:p>
-    <w:p>
-      <w:pPr>
-        <w:spacing w:line="300" w:lineRule="auto"/>
-        <w:ind w:firstLine="420"/>
-      </w:pPr>
-      <w:r>
-        <w:rPr>
-          <w:rFonts w:ascii="宋体" w:hAnsi="宋体"/>
-          <w:sz w:val="21"/>
-        </w:rPr>
-        <w:t>整体技术路线为 Android/Kotlin + Jetpack Compose + 本地文本处理算法 + 本地规则型 Agent + LiteRT/TensorFlow Lite 端侧模型 + SharedPreferences 本地历史记录。</w:t>
-      </w:r>
-    </w:p>
-    <w:p>
-      <w:pPr>
-        <w:spacing w:line="300" w:lineRule="auto"/>
-        <w:ind w:firstLine="420"/>
-      </w:pPr>
-      <w:r>
-        <w:rPr>
-          <w:rFonts w:ascii="宋体" w:hAnsi="宋体"/>
-          <w:sz w:val="21"/>
-        </w:rPr>
-        <w:t>表现层由 Jetpack Compose 构建，负责首页、摘要结果页、Agent 问答页、知识卡片页和历史记录页；文本处理层负责摘要、关键词和分点摘要；LiteRT 推理层加载 assets 中的 sentence_importance_model.tflite；数据层使用 SharedPreferences 保存最近 12 条历史记录。</w:t>
-      </w:r>
-    </w:p>
-    <w:p>
-      <w:pPr>
-        <w:pStyle w:val="Heading1"/>
-      </w:pPr>
-      <w:r>
-        <w:t>五、关键代码与实现方法</w:t>
-      </w:r>
-    </w:p>
-    <w:p>
-      <w:pPr>
-        <w:ind w:left="312" w:hanging="142"/>
-      </w:pPr>
-      <w:r>
-        <w:rPr>
-          <w:rFonts w:ascii="宋体" w:hAnsi="宋体"/>
-          <w:sz w:val="21"/>
-        </w:rPr>
-        <w:t>• 主要代码位于 android/app/src/main/java/com/smartread/agent/。MainActivity.kt 负责 Compose 页面、文本分析、Agent 问答、知识卡片、复习题和历史记录；SentenceImportanceClassifier.kt 负责加载 LiteRT/TensorFlow Lite 模型并完成端侧推理。</w:t>
-      </w:r>
-    </w:p>
-    <w:p>
-      <w:pPr>
-        <w:ind w:left="312" w:hanging="142"/>
-      </w:pPr>
-      <w:r>
-        <w:rPr>
-          <w:rFonts w:ascii="宋体" w:hAnsi="宋体"/>
-          <w:sz w:val="21"/>
-        </w:rPr>
-        <w:t>• TextAnalyzer.analyze(rawText)：对输入文本进行清洗、句子切分、关键词提取和句子打分，输出 ArticleAnalysis。</w:t>
-      </w:r>
-    </w:p>
-    <w:p>
-      <w:pPr>
-        <w:ind w:left="312" w:hanging="142"/>
-      </w:pPr>
-      <w:r>
-        <w:rPr>
-          <w:rFonts w:ascii="宋体" w:hAnsi="宋体"/>
-          <w:sz w:val="21"/>
-        </w:rPr>
-        <w:t>• SentenceImportanceAnalyzer.extractSentenceFeatures(...)：把句子转换为 5 个特征，包括句子长度、关键词重合度、位置、标点提示和总结提示词。</w:t>
-      </w:r>
-    </w:p>
-    <w:p>
-      <w:pPr>
-        <w:ind w:left="312" w:hanging="142"/>
-      </w:pPr>
-      <w:r>
-        <w:rPr>
-          <w:rFonts w:ascii="宋体" w:hAnsi="宋体"/>
-          <w:sz w:val="21"/>
-        </w:rPr>
-        <w:t>• SentenceImportanceClassifier.classify(features)：使用 TensorFlow Lite Interpreter 读取 sentence_importance_model.tflite 并输出重要性得分。</w:t>
-      </w:r>
-    </w:p>
-    <w:p>
-      <w:pPr>
-        <w:ind w:left="312" w:hanging="142"/>
-      </w:pPr>
-      <w:r>
-        <w:rPr>
-          <w:rFonts w:ascii="宋体" w:hAnsi="宋体"/>
-          <w:sz w:val="21"/>
-        </w:rPr>
-        <w:t>• LocalReadingAgent.answerQuestion(...)：基于当前文章摘要、关键词和分点摘要生成本地 Agent 回答，避免演示依赖网络或 API Key。</w:t>
-      </w:r>
-    </w:p>
-    <w:p>
-      <w:pPr>
-        <w:ind w:left="312" w:hanging="142"/>
-      </w:pPr>
-      <w:r>
-        <w:rPr>
-          <w:rFonts w:ascii="宋体" w:hAnsi="宋体"/>
-          <w:sz w:val="21"/>
-        </w:rPr>
-        <w:t>• HistoryRepository.save/load/clear(...)：使用 SharedPreferences 保存、读取和清空历史分析记录。</w:t>
-      </w:r>
-    </w:p>
-    <w:p>
-      <w:pPr>
-        <w:pStyle w:val="Heading1"/>
-      </w:pPr>
-      <w:r>
-        <w:t>六、LiteRT 模型说明</w:t>
-      </w:r>
-    </w:p>
-    <w:p>
-      <w:pPr>
-        <w:spacing w:line="300" w:lineRule="auto"/>
-        <w:ind w:firstLine="420"/>
-      </w:pPr>
-      <w:r>
-        <w:rPr>
-          <w:rFonts w:ascii="宋体" w:hAnsi="宋体"/>
-          <w:sz w:val="21"/>
-        </w:rPr>
-        <w:t>模型训练材料位于 model/，导出模型位于 model/exports/sentence_importance_model.tflite，Android 工程内置模型位于 android/app/src/main/assets/sentence_importance_model.tflite。</w:t>
-      </w:r>
-    </w:p>
-    <w:p>
-      <w:pPr>
-        <w:spacing w:line="300" w:lineRule="auto"/>
-        <w:ind w:firstLine="420"/>
-      </w:pPr>
-      <w:r>
-        <w:rPr>
-          <w:rFonts w:ascii="宋体" w:hAnsi="宋体"/>
-          <w:sz w:val="21"/>
-        </w:rPr>
-        <w:t>模型输入 shape 为 [1, 5]，输出 shape 为 [1, 1]。V1.0 沿用已导出的轻量句子重要性模型，不在最终演示阶段重新训练，优先保证 APK 打包和端侧展示稳定。</w:t>
-      </w:r>
-    </w:p>
-    <w:p>
-      <w:pPr>
-        <w:pStyle w:val="Heading1"/>
-      </w:pPr>
-      <w:r>
-        <w:t>七、版本迭代</w:t>
-      </w:r>
-    </w:p>
-    <w:p>
-      <w:pPr>
-        <w:spacing w:line="300" w:lineRule="auto"/>
-        <w:ind w:firstLine="420"/>
-      </w:pPr>
-      <w:r>
-        <w:rPr>
-          <w:rFonts w:ascii="宋体" w:hAnsi="宋体"/>
-          <w:sz w:val="21"/>
-        </w:rPr>
-        <w:t>V0.1 完成项目立项与目录初始化；V0.2 完成文本输入、示例文本、本地摘要、关键词和分点摘要；V0.3 完成 Agent 问答、知识卡片和复习题；V0.4 完成 LiteRT 端侧句子重要性模型和 Android 集成；V0.5 完成本地历史记录；V1.0 完成版本号更新、APK 归档、最终文档、截图、真机体验反馈和提交材料整理。</w:t>
-      </w:r>
-    </w:p>
-    <w:p>
-      <w:pPr>
-        <w:pStyle w:val="Heading1"/>
-      </w:pPr>
-      <w:r>
-        <w:t>八、运行与安装</w:t>
-      </w:r>
-    </w:p>
-    <w:p>
-      <w:pPr>
-        <w:spacing w:line="300" w:lineRule="auto"/>
-        <w:ind w:firstLine="420"/>
-      </w:pPr>
-      <w:r>
-        <w:rPr>
-          <w:rFonts w:ascii="宋体" w:hAnsi="宋体"/>
-          <w:sz w:val="21"/>
-        </w:rPr>
-        <w:t>Android 工程位于 android/，可在该目录执行 .\gradlew.bat :app:clean :app:assembleDebug 进行构建。V1.0 版本号为 versionCode = 10，versionName = "1.0"。</w:t>
-      </w:r>
-    </w:p>
-    <w:p>
-      <w:pPr>
-        <w:spacing w:line="300" w:lineRule="auto"/>
-        <w:ind w:firstLine="420"/>
-      </w:pPr>
-      <w:r>
-        <w:rPr>
-          <w:rFonts w:ascii="宋体" w:hAnsi="宋体"/>
-          <w:sz w:val="21"/>
-        </w:rPr>
-        <w:t>课程演示 APK 为 release/SmartReadAgent-v1.0-debug.apk，文件大小 24,332,337 字节，SHA256 为 9F4B9D795596AB8A178C3B9396FDD407D8BBB97CAFD512F02BC596C2EB509CBF。该 APK 是课程演示用 debug 包，不用于商业发布。</w:t>
-      </w:r>
-    </w:p>
-    <w:p>
-      <w:pPr>
-        <w:pStyle w:val="Heading1"/>
-      </w:pPr>
-      <w:r>
-        <w:t>九、测试与演示准备</w:t>
-      </w:r>
-    </w:p>
-    <w:p>
-      <w:pPr>
-        <w:spacing w:line="300" w:lineRule="auto"/>
-        <w:ind w:firstLine="420"/>
-      </w:pPr>
-      <w:r>
-        <w:rPr>
-          <w:rFonts w:ascii="宋体" w:hAnsi="宋体"/>
-          <w:sz w:val="21"/>
-        </w:rPr>
-        <w:t>项目已整理 V1.0 模拟器截图、APK 信息说明、安卓手机安装说明和真机体验反馈。演示流程建议按“打开 App -&gt; 示例文本 -&gt; 开始智能分析 -&gt; 摘要/关键词/分点摘要 -&gt; LiteRT 端侧分析 -&gt; Agent 问答 -&gt; 知识卡片/复习题 -&gt; 历史记录”的顺序进行。</w:t>
-      </w:r>
-    </w:p>
-    <w:p>
-      <w:pPr>
-        <w:spacing w:line="300" w:lineRule="auto"/>
-        <w:ind w:firstLine="420"/>
-      </w:pPr>
-      <w:r>
-        <w:rPr>
-          <w:rFonts w:ascii="宋体" w:hAnsi="宋体"/>
-          <w:sz w:val="21"/>
-        </w:rPr>
-        <w:t>如果无法现场演示，可由江轩宇使用安卓手机录制 6 至 8 分钟的完整流程视频，视频文件建议命名为 SmartReadAgent_A03组_手机演示_江轩宇.mp4。</w:t>
-      </w:r>
-    </w:p>
-    <w:p>
-      <w:pPr>
-        <w:pStyle w:val="Heading1"/>
-      </w:pPr>
-      <w:r>
-        <w:t>十、团队分工</w:t>
-      </w:r>
-    </w:p>
-    <w:p>
-      <w:pPr>
-        <w:spacing w:line="300" w:lineRule="auto"/>
-        <w:ind w:firstLine="420"/>
-      </w:pPr>
-      <w:r>
-        <w:rPr>
-          <w:rFonts w:ascii="宋体" w:hAnsi="宋体"/>
-          <w:sz w:val="21"/>
-        </w:rPr>
-        <w:t>林立洲：项目负责人，负责 Android/Kotlin 核心开发、阅读分析流程、Agent 问答、LiteRT 模型集成、历史记录、版本管理、技术文档和提交材料整理。</w:t>
-      </w:r>
-    </w:p>
-    <w:p>
-      <w:pPr>
-        <w:spacing w:line="300" w:lineRule="auto"/>
-        <w:ind w:firstLine="420"/>
-      </w:pPr>
-      <w:r>
-        <w:rPr>
-          <w:rFonts w:ascii="宋体" w:hAnsi="宋体"/>
-          <w:sz w:val="21"/>
-        </w:rPr>
-        <w:t>江轩宇：参与需求反馈、安卓真机安装体验测试、功能流程检查、UI 使用建议、文档校对和演示录屏配合。</w:t>
-      </w:r>
-    </w:p>
-    <w:p>
-      <w:pPr>
-        <w:pStyle w:val="Heading1"/>
-      </w:pPr>
-      <w:r>
-        <w:t>十一、不足与后续优化</w:t>
-      </w:r>
-    </w:p>
-    <w:p>
-      <w:pPr>
-        <w:spacing w:line="300" w:lineRule="auto"/>
-        <w:ind w:firstLine="420"/>
-      </w:pPr>
-      <w:r>
-        <w:rPr>
-          <w:rFonts w:ascii="宋体" w:hAnsi="宋体"/>
-          <w:sz w:val="21"/>
-        </w:rPr>
-        <w:t>当前摘要和 Agent 问答仍为轻量本地规则方案，复杂长文效果有限；LiteRT 模型训练数据规模较小，准确率仍可提升；历史记录使用 SharedPreferences，适合课程演示但不适合大规模数据。后续可扩充训练数据、优化摘要算法、升级 Room 数据库，并在稳定条件下加入可选云端模型增强。</w:t>
-      </w:r>
-    </w:p>
-    <w:p>
-      <w:pPr>
-        <w:pStyle w:val="Heading1"/>
-      </w:pPr>
-      <w:r>
-        <w:t>十二、提交材料</w:t>
-      </w:r>
-    </w:p>
-    <w:p>
-      <w:pPr>
-        <w:spacing w:line="300" w:lineRule="auto"/>
-        <w:ind w:firstLine="420"/>
-      </w:pPr>
-      <w:r>
-        <w:rPr>
-          <w:rFonts w:ascii="宋体" w:hAnsi="宋体"/>
-          <w:sz w:val="21"/>
-        </w:rPr>
-        <w:t>最终提交包包含 Android 源码、模型材料、release APK、项目说明文档、PPT、运行截图、关键代码说明、期末要求对照检查表、安装说明和手机录屏流程。源码已同步到 Gitee 主仓库和 GitHub 镜像仓库，便于老师复查。</w:t>
-      </w:r>
-    </w:p>
-    <w:p>
-      <w:pPr>
-        <w:pStyle w:val="Heading1"/>
-      </w:pPr>
-      <w:r>
-        <w:t>十三、总结</w:t>
-      </w:r>
-    </w:p>
-    <w:p>
-      <w:pPr>
-        <w:spacing w:line="300" w:lineRule="auto"/>
-        <w:ind w:firstLine="420"/>
-      </w:pPr>
-      <w:r>
-        <w:rPr>
-          <w:rFonts w:ascii="宋体" w:hAnsi="宋体"/>
-          <w:sz w:val="21"/>
-        </w:rPr>
-        <w:t>SmartRead Agent V1.0 已形成从文本输入、摘要分析、LiteRT 端侧 AI、Agent 问答、知识卡片、复习题到历史记录的完整演示流程，能够支撑《软件开发实践（三）》期末综合项目的技术交付和录屏展示。</w:t>
-      </w:r>
-    </w:p>
-    <w:p>
-      <w:pPr>
-        <w:pStyle w:val="Heading1"/>
-      </w:pPr>
-      <w:r>
-        <w:t>附表：课程要求与材料对应</w:t>
-      </w:r>
-    </w:p>
-    <w:tbl>
-      <w:tblPr>
-        <w:tblStyle w:val="TableGrid"/>
-        <w:tblW w:type="auto" w:w="0"/>
-        <w:jc w:val="center"/>
-        <w:tblLook w:firstColumn="1" w:firstRow="1" w:lastColumn="0" w:lastRow="0" w:noHBand="0" w:noVBand="1" w:val="04A0"/>
-      </w:tblPr>
-      <w:tblGrid>
-        <w:gridCol w:w="3211"/>
-        <w:gridCol w:w="3211"/>
-        <w:gridCol w:w="3211"/>
-      </w:tblGrid>
-      <w:tr>
-        <w:tc>
-          <w:tcPr>
-            <w:tcW w:type="dxa" w:w="3211"/>
-          </w:tcPr>
-          <w:p>
-            <w:r>
-              <w:rPr>
-                <w:rFonts w:ascii="黑体" w:hAnsi="黑体"/>
-                <w:b/>
-                <w:sz w:val="20"/>
-              </w:rPr>
-              <w:t>课程要求</w:t>
-            </w:r>
-          </w:p>
-        </w:tc>
-        <w:tc>
-          <w:tcPr>
-            <w:tcW w:type="dxa" w:w="3211"/>
-          </w:tcPr>
-          <w:p>
-            <w:r>
-              <w:rPr>
-                <w:rFonts w:ascii="黑体" w:hAnsi="黑体"/>
-                <w:b/>
-                <w:sz w:val="20"/>
-              </w:rPr>
-              <w:t>对应材料</w:t>
-            </w:r>
-          </w:p>
-        </w:tc>
-        <w:tc>
-          <w:tcPr>
-            <w:tcW w:type="dxa" w:w="3211"/>
-          </w:tcPr>
-          <w:p>
-            <w:r>
-              <w:rPr>
-                <w:rFonts w:ascii="黑体" w:hAnsi="黑体"/>
-                <w:b/>
-                <w:sz w:val="20"/>
-              </w:rPr>
-              <w:t>状态</w:t>
-            </w:r>
-          </w:p>
-        </w:tc>
-      </w:tr>
-      <w:tr>
-        <w:tc>
-          <w:tcPr>
-            <w:tcW w:type="dxa" w:w="3211"/>
-          </w:tcPr>
-          <w:p>
-            <w:r>
-              <w:rPr>
-                <w:rFonts w:ascii="宋体" w:hAnsi="宋体"/>
-                <w:sz w:val="20"/>
-              </w:rPr>
-              <w:t>移动机器学习 App</w:t>
-            </w:r>
-          </w:p>
-        </w:tc>
-        <w:tc>
-          <w:tcPr>
-            <w:tcW w:type="dxa" w:w="3211"/>
-          </w:tcPr>
-          <w:p>
-            <w:r>
-              <w:rPr>
-                <w:rFonts w:ascii="宋体" w:hAnsi="宋体"/>
-                <w:sz w:val="20"/>
-              </w:rPr>
-              <w:t>android/、release/SmartReadAgent-v1.0-debug.apk</w:t>
-            </w:r>
-          </w:p>
-        </w:tc>
-        <w:tc>
-          <w:tcPr>
-            <w:tcW w:type="dxa" w:w="3211"/>
-          </w:tcPr>
-          <w:p>
-            <w:r>
-              <w:rPr>
-                <w:rFonts w:ascii="宋体" w:hAnsi="宋体"/>
-                <w:sz w:val="20"/>
-              </w:rPr>
-              <w:t>已完成</w:t>
-            </w:r>
-          </w:p>
-        </w:tc>
-      </w:tr>
-      <w:tr>
-        <w:tc>
-          <w:tcPr>
-            <w:tcW w:type="dxa" w:w="3211"/>
-          </w:tcPr>
-          <w:p>
-            <w:r>
-              <w:rPr>
-                <w:rFonts w:ascii="宋体" w:hAnsi="宋体"/>
-                <w:sz w:val="20"/>
-              </w:rPr>
-              <w:t>源码发布开源社区</w:t>
-            </w:r>
-          </w:p>
-        </w:tc>
-        <w:tc>
-          <w:tcPr>
-            <w:tcW w:type="dxa" w:w="3211"/>
-          </w:tcPr>
-          <w:p>
-            <w:r>
-              <w:rPr>
-                <w:rFonts w:ascii="宋体" w:hAnsi="宋体"/>
-                <w:sz w:val="20"/>
-              </w:rPr>
-              <w:t>Gitee 主仓库、GitHub 镜像仓库</w:t>
-            </w:r>
-          </w:p>
-        </w:tc>
-        <w:tc>
-          <w:tcPr>
-            <w:tcW w:type="dxa" w:w="3211"/>
-          </w:tcPr>
-          <w:p>
-            <w:r>
-              <w:rPr>
-                <w:rFonts w:ascii="宋体" w:hAnsi="宋体"/>
-                <w:sz w:val="20"/>
-              </w:rPr>
-              <w:t>已完成</w:t>
-            </w:r>
-          </w:p>
-        </w:tc>
-      </w:tr>
-      <w:tr>
-        <w:tc>
-          <w:tcPr>
-            <w:tcW w:type="dxa" w:w="3211"/>
-          </w:tcPr>
-          <w:p>
-            <w:r>
-              <w:rPr>
-                <w:rFonts w:ascii="宋体" w:hAnsi="宋体"/>
-                <w:sz w:val="20"/>
-              </w:rPr>
-              <w:t>全面详尽项目说明文档</w:t>
-            </w:r>
-          </w:p>
-        </w:tc>
-        <w:tc>
-          <w:tcPr>
-            <w:tcW w:type="dxa" w:w="3211"/>
-          </w:tcPr>
-          <w:p>
-            <w:r>
-              <w:rPr>
-                <w:rFonts w:ascii="宋体" w:hAnsi="宋体"/>
-                <w:sz w:val="20"/>
-              </w:rPr>
-              <w:t>docs/软件实践3_项目说明文档.md、本 docx</w:t>
-            </w:r>
-          </w:p>
-        </w:tc>
-        <w:tc>
-          <w:tcPr>
-            <w:tcW w:type="dxa" w:w="3211"/>
-          </w:tcPr>
-          <w:p>
-            <w:r>
-              <w:rPr>
-                <w:rFonts w:ascii="宋体" w:hAnsi="宋体"/>
-                <w:sz w:val="20"/>
-              </w:rPr>
-              <w:t>已完成</w:t>
-            </w:r>
-          </w:p>
-        </w:tc>
-      </w:tr>
-      <w:tr>
-        <w:tc>
-          <w:tcPr>
-            <w:tcW w:type="dxa" w:w="3211"/>
-          </w:tcPr>
-          <w:p>
-            <w:r>
-              <w:rPr>
-                <w:rFonts w:ascii="宋体" w:hAnsi="宋体"/>
-                <w:sz w:val="20"/>
-              </w:rPr>
-              <w:t>关键代码说明</w:t>
-            </w:r>
-          </w:p>
-        </w:tc>
-        <w:tc>
-          <w:tcPr>
-            <w:tcW w:type="dxa" w:w="3211"/>
-          </w:tcPr>
-          <w:p>
-            <w:r>
-              <w:rPr>
-                <w:rFonts w:ascii="宋体" w:hAnsi="宋体"/>
-                <w:sz w:val="20"/>
-              </w:rPr>
-              <w:t>docs/关键代码与实现方法说明.md</w:t>
-            </w:r>
-          </w:p>
-        </w:tc>
-        <w:tc>
-          <w:tcPr>
-            <w:tcW w:type="dxa" w:w="3211"/>
-          </w:tcPr>
-          <w:p>
-            <w:r>
-              <w:rPr>
-                <w:rFonts w:ascii="宋体" w:hAnsi="宋体"/>
-                <w:sz w:val="20"/>
-              </w:rPr>
-              <w:t>已完成</w:t>
-            </w:r>
-          </w:p>
-        </w:tc>
-      </w:tr>
-      <w:tr>
-        <w:tc>
-          <w:tcPr>
-            <w:tcW w:type="dxa" w:w="3211"/>
-          </w:tcPr>
-          <w:p>
-            <w:r>
-              <w:rPr>
-                <w:rFonts w:ascii="宋体" w:hAnsi="宋体"/>
-                <w:sz w:val="20"/>
-              </w:rPr>
-              <w:t>演示与时间控制</w:t>
-            </w:r>
-          </w:p>
-        </w:tc>
-        <w:tc>
-          <w:tcPr>
-            <w:tcW w:type="dxa" w:w="3211"/>
-          </w:tcPr>
-          <w:p>
-            <w:r>
-              <w:rPr>
-                <w:rFonts w:ascii="宋体" w:hAnsi="宋体"/>
-                <w:sz w:val="20"/>
-              </w:rPr>
-              <w:t>PPT、演示脚本、手机录屏流程</w:t>
-            </w:r>
-          </w:p>
-        </w:tc>
-        <w:tc>
-          <w:tcPr>
-            <w:tcW w:type="dxa" w:w="3211"/>
-          </w:tcPr>
-          <w:p>
-            <w:r>
-              <w:rPr>
-                <w:rFonts w:ascii="宋体" w:hAnsi="宋体"/>
-                <w:sz w:val="20"/>
-              </w:rPr>
-              <w:t>已完成</w:t>
-            </w:r>
-          </w:p>
-        </w:tc>
-      </w:tr>
-    </w:tbl>
-    <w:sectPr>
-      <w:pgSz w:w="12240" w:h="15840"/>
-      <w:pgMar w:top="1247" w:right="1304" w:bottom="1134" w:left="1304" w:header="720" w:footer="720" w:gutter="0"/>
-      <w:cols w:space="720"/>
-      <w:docGrid w:linePitch="360"/>
-    </w:sectPr>
-  </w:body>
-</w:document>
+<ns0:document xmlns:ns0="http://schemas.openxmlformats.org/wordprocessingml/2006/main" xmlns:ns1="http://schemas.openxmlformats.org/markup-compatibility/2006" ns1:Ignorable="w14 wp14">
+  <ns0:body>
+    <ns0:p>
+      <ns0:pPr>
+        <ns0:jc ns0:val="center"/>
+      </ns0:pPr>
+      <ns0:r>
+        <ns0:rPr>
+          <ns0:rFonts ns0:ascii="黑体" ns0:hAnsi="黑体"/>
+          <ns0:b/>
+          <ns0:sz ns0:val="40"/>
+        </ns0:rPr>
+        <ns0:t>SmartRead Agent V1.0 项目说明文档</ns0:t>
+      </ns0:r>
+    </ns0:p>
+    <ns0:tbl>
+      <ns0:tblPr>
+        <ns0:tblStyle ns0:val="TableGrid"/>
+        <ns0:tblW ns0:type="auto" ns0:w="0"/>
+        <ns0:jc ns0:val="center"/>
+        <ns0:tblLook ns0:firstColumn="1" ns0:firstRow="1" ns0:lastColumn="0" ns0:lastRow="0" ns0:noHBand="0" ns0:noVBand="1" ns0:val="04A0"/>
+      </ns0:tblPr>
+      <ns0:tblGrid>
+        <ns0:gridCol ns0:w="2408"/>
+        <ns0:gridCol ns0:w="2408"/>
+        <ns0:gridCol ns0:w="2408"/>
+        <ns0:gridCol ns0:w="2408"/>
+      </ns0:tblGrid>
+      <ns0:tr>
+        <ns0:tc>
+          <ns0:tcPr>
+            <ns0:tcW ns0:type="dxa" ns0:w="2408"/>
+            <ns0:vAlign ns0:val="center"/>
+          </ns0:tcPr>
+          <ns0:p>
+            <ns0:r>
+              <ns0:rPr>
+                <ns0:rFonts ns0:ascii="宋体" ns0:hAnsi="宋体"/>
+                <ns0:sz ns0:val="20"/>
+              </ns0:rPr>
+              <ns0:t>课程名称</ns0:t>
+            </ns0:r>
+          </ns0:p>
+        </ns0:tc>
+        <ns0:tc>
+          <ns0:tcPr>
+            <ns0:tcW ns0:type="dxa" ns0:w="2408"/>
+            <ns0:vAlign ns0:val="center"/>
+          </ns0:tcPr>
+          <ns0:p>
+            <ns0:r>
+              <ns0:rPr>
+                <ns0:rFonts ns0:ascii="宋体" ns0:hAnsi="宋体"/>
+                <ns0:sz ns0:val="20"/>
+              </ns0:rPr>
+              <ns0:t>软件开发实践（三）</ns0:t>
+            </ns0:r>
+          </ns0:p>
+        </ns0:tc>
+        <ns0:tc>
+          <ns0:tcPr>
+            <ns0:tcW ns0:type="dxa" ns0:w="2408"/>
+            <ns0:vAlign ns0:val="center"/>
+          </ns0:tcPr>
+          <ns0:p>
+            <ns0:r>
+              <ns0:rPr>
+                <ns0:rFonts ns0:ascii="宋体" ns0:hAnsi="宋体"/>
+                <ns0:sz ns0:val="20"/>
+              </ns0:rPr>
+              <ns0:t>项目名称</ns0:t>
+            </ns0:r>
+          </ns0:p>
+        </ns0:tc>
+        <ns0:tc>
+          <ns0:tcPr>
+            <ns0:tcW ns0:type="dxa" ns0:w="2408"/>
+            <ns0:vAlign ns0:val="center"/>
+          </ns0:tcPr>
+          <ns0:p>
+            <ns0:r>
+              <ns0:rPr>
+                <ns0:rFonts ns0:ascii="宋体" ns0:hAnsi="宋体"/>
+                <ns0:sz ns0:val="20"/>
+              </ns0:rPr>
+              <ns0:t>SmartRead Agent：AI 智读助手</ns0:t>
+            </ns0:r>
+          </ns0:p>
+        </ns0:tc>
+      </ns0:tr>
+      <ns0:tr>
+        <ns0:tc>
+          <ns0:tcPr>
+            <ns0:tcW ns0:type="dxa" ns0:w="2408"/>
+            <ns0:vAlign ns0:val="center"/>
+          </ns0:tcPr>
+          <ns0:p>
+            <ns0:r>
+              <ns0:rPr>
+                <ns0:rFonts ns0:ascii="宋体" ns0:hAnsi="宋体"/>
+                <ns0:sz ns0:val="20"/>
+              </ns0:rPr>
+              <ns0:t>组别</ns0:t>
+            </ns0:r>
+          </ns0:p>
+        </ns0:tc>
+        <ns0:tc>
+          <ns0:tcPr>
+            <ns0:tcW ns0:type="dxa" ns0:w="2408"/>
+            <ns0:vAlign ns0:val="center"/>
+          </ns0:tcPr>
+          <ns0:p>
+            <ns0:r>
+              <ns0:rPr>
+                <ns0:rFonts ns0:ascii="宋体" ns0:hAnsi="宋体"/>
+                <ns0:sz ns0:val="20"/>
+              </ns0:rPr>
+              <ns0:t>A03 组</ns0:t>
+            </ns0:r>
+          </ns0:p>
+        </ns0:tc>
+        <ns0:tc>
+          <ns0:tcPr>
+            <ns0:tcW ns0:type="dxa" ns0:w="2408"/>
+            <ns0:vAlign ns0:val="center"/>
+          </ns0:tcPr>
+          <ns0:p>
+            <ns0:r>
+              <ns0:rPr>
+                <ns0:rFonts ns0:ascii="宋体" ns0:hAnsi="宋体"/>
+                <ns0:sz ns0:val="20"/>
+              </ns0:rPr>
+              <ns0:t>版本</ns0:t>
+            </ns0:r>
+          </ns0:p>
+        </ns0:tc>
+        <ns0:tc>
+          <ns0:tcPr>
+            <ns0:tcW ns0:type="dxa" ns0:w="2408"/>
+            <ns0:vAlign ns0:val="center"/>
+          </ns0:tcPr>
+          <ns0:p>
+            <ns0:r>
+              <ns0:rPr>
+                <ns0:rFonts ns0:ascii="宋体" ns0:hAnsi="宋体"/>
+                <ns0:sz ns0:val="20"/>
+              </ns0:rPr>
+              <ns0:t>V1.0 期末演示稳定版</ns0:t>
+            </ns0:r>
+          </ns0:p>
+        </ns0:tc>
+      </ns0:tr>
+      <ns0:tr>
+        <ns0:tc>
+          <ns0:tcPr>
+            <ns0:tcW ns0:type="dxa" ns0:w="2408"/>
+            <ns0:vAlign ns0:val="center"/>
+          </ns0:tcPr>
+          <ns0:p>
+            <ns0:r>
+              <ns0:rPr>
+                <ns0:rFonts ns0:ascii="宋体" ns0:hAnsi="宋体"/>
+                <ns0:sz ns0:val="20"/>
+              </ns0:rPr>
+              <ns0:t>成员</ns0:t>
+            </ns0:r>
+          </ns0:p>
+        </ns0:tc>
+        <ns0:tc>
+          <ns0:tcPr>
+            <ns0:tcW ns0:type="dxa" ns0:w="2408"/>
+            <ns0:vAlign ns0:val="center"/>
+          </ns0:tcPr>
+          <ns0:p>
+            <ns0:r>
+              <ns0:rPr>
+                <ns0:rFonts ns0:ascii="宋体" ns0:hAnsi="宋体"/>
+                <ns0:sz ns0:val="20"/>
+              </ns0:rPr>
+              <ns0:t>林立洲 121072021030</ns0:t>
+            </ns0:r>
+          </ns0:p>
+        </ns0:tc>
+        <ns0:tc>
+          <ns0:tcPr>
+            <ns0:tcW ns0:type="dxa" ns0:w="2408"/>
+            <ns0:vAlign ns0:val="center"/>
+          </ns0:tcPr>
+          <ns0:p>
+            <ns0:r>
+              <ns0:rPr>
+                <ns0:rFonts ns0:ascii="宋体" ns0:hAnsi="宋体"/>
+                <ns0:sz ns0:val="20"/>
+              </ns0:rPr>
+              <ns0:t>成员</ns0:t>
+            </ns0:r>
+          </ns0:p>
+        </ns0:tc>
+        <ns0:tc>
+          <ns0:tcPr>
+            <ns0:tcW ns0:type="dxa" ns0:w="2408"/>
+            <ns0:vAlign ns0:val="center"/>
+          </ns0:tcPr>
+          <ns0:p>
+            <ns0:r>
+              <ns0:rPr>
+                <ns0:rFonts ns0:ascii="宋体" ns0:hAnsi="宋体"/>
+                <ns0:sz ns0:val="20"/>
+              </ns0:rPr>
+              <ns0:t>江轩宇 121052023075</ns0:t>
+            </ns0:r>
+          </ns0:p>
+        </ns0:tc>
+      </ns0:tr>
+      <ns0:tr>
+        <ns0:tc>
+          <ns0:tcPr>
+            <ns0:tcW ns0:type="dxa" ns0:w="2408"/>
+            <ns0:vAlign ns0:val="center"/>
+          </ns0:tcPr>
+          <ns0:p>
+            <ns0:r>
+              <ns0:rPr>
+                <ns0:rFonts ns0:ascii="宋体" ns0:hAnsi="宋体"/>
+                <ns0:sz ns0:val="20"/>
+              </ns0:rPr>
+              <ns0:t>班级</ns0:t>
+            </ns0:r>
+          </ns0:p>
+        </ns0:tc>
+        <ns0:tc>
+          <ns0:tcPr>
+            <ns0:tcW ns0:type="dxa" ns0:w="2408"/>
+            <ns0:vAlign ns0:val="center"/>
+          </ns0:tcPr>
+          <ns0:p>
+            <ns0:r>
+              <ns0:rPr>
+                <ns0:rFonts ns0:ascii="宋体" ns0:hAnsi="宋体"/>
+                <ns0:sz ns0:val="20"/>
+              </ns0:rPr>
+              <ns0:t>福建师范大学 2023 级软件工程 2 班</ns0:t>
+            </ns0:r>
+          </ns0:p>
+        </ns0:tc>
+        <ns0:tc>
+          <ns0:tcPr>
+            <ns0:tcW ns0:type="dxa" ns0:w="2408"/>
+            <ns0:vAlign ns0:val="center"/>
+          </ns0:tcPr>
+          <ns0:p>
+            <ns0:r>
+              <ns0:rPr>
+                <ns0:rFonts ns0:ascii="宋体" ns0:hAnsi="宋体"/>
+                <ns0:sz ns0:val="20"/>
+              </ns0:rPr>
+              <ns0:t>提交内容</ns0:t>
+            </ns0:r>
+          </ns0:p>
+        </ns0:tc>
+        <ns0:tc>
+          <ns0:tcPr>
+            <ns0:tcW ns0:type="dxa" ns0:w="2408"/>
+            <ns0:vAlign ns0:val="center"/>
+          </ns0:tcPr>
+          <ns0:p>
+            <ns0:r>
+              <ns0:rPr>
+                <ns0:rFonts ns0:ascii="宋体" ns0:hAnsi="宋体"/>
+                <ns0:sz ns0:val="20"/>
+              </ns0:rPr>
+              <ns0:t>源码、APK、文档、PPT、截图、演示材料</ns0:t>
+            </ns0:r>
+          </ns0:p>
+        </ns0:tc>
+      </ns0:tr>
+    </ns0:tbl>
+    <ns0:p>
+      <ns0:pPr>
+        <ns0:pStyle ns0:val="Heading1"/>
+      </ns0:pPr>
+      <ns0:r>
+        <ns0:t>一、项目概述</ns0:t>
+      </ns0:r>
+    </ns0:p>
+    <ns0:p>
+      <ns0:pPr>
+        <ns0:spacing ns0:line="300" ns0:lineRule="auto"/>
+        <ns0:ind ns0:firstLine="420"/>
+      </ns0:pPr>
+      <ns0:r>
+        <ns0:rPr>
+          <ns0:rFonts ns0:ascii="宋体" ns0:hAnsi="宋体"/>
+          <ns0:sz ns0:val="21"/>
+        </ns0:rPr>
+        <ns0:t>SmartRead Agent：AI 智读助手是一款基于 Android/Kotlin 的移动端 AI 阅读辅助 App。项目面向学生阅读课程资料、教材片段、技术文章和报告材料时理解成本较高、复习整理耗时的问题，提供文本输入、摘要生成、关键词提取、分点摘要、LiteRT 端侧句子重要性分析、Agent 问答、知识卡片、复习题和历史记录等能力。</ns0:t>
+      </ns0:r>
+    </ns0:p>
+    <ns0:p>
+      <ns0:pPr>
+        <ns0:spacing ns0:line="300" ns0:lineRule="auto"/>
+        <ns0:ind ns0:firstLine="420"/>
+      </ns0:pPr>
+      <ns0:r>
+        <ns0:rPr>
+          <ns0:rFonts ns0:ascii="宋体" ns0:hAnsi="宋体"/>
+          <ns0:sz ns0:val="21"/>
+        </ns0:rPr>
+        <ns0:t>V1.0 是期末演示稳定版。本版本不继续扩展云端大模型 API、用户登录、OCR、多设备同步、后端服务器、复杂数据库和语音输入等大功能，重点保证已有功能能稳定串联、能安装、能演示、能复查。</ns0:t>
+      </ns0:r>
+    </ns0:p>
+    <ns0:p>
+      <ns0:pPr>
+        <ns0:pStyle ns0:val="Heading1"/>
+      </ns0:pPr>
+      <ns0:r>
+        <ns0:t>二、需求与目标</ns0:t>
+      </ns0:r>
+    </ns0:p>
+    <ns0:p>
+      <ns0:pPr>
+        <ns0:spacing ns0:line="300" ns0:lineRule="auto"/>
+        <ns0:ind ns0:firstLine="420"/>
+      </ns0:pPr>
+      <ns0:r>
+        <ns0:rPr>
+          <ns0:rFonts ns0:ascii="宋体" ns0:hAnsi="宋体"/>
+          <ns0:sz ns0:val="21"/>
+        </ns0:rPr>
+        <ns0:t>项目的主要目标是完成一个可运行、可测试、可提交的移动端机器学习相关应用，而不是只停留在界面原型或文档设想。App 需要能够在安卓端完成输入文章、生成阅读分析、展示端侧 AI 结果，并把结果继续转化为问答、知识卡片、复习题和历史记录。</ns0:t>
+      </ns0:r>
+    </ns0:p>
+    <ns0:p>
+      <ns0:pPr>
+        <ns0:spacing ns0:line="300" ns0:lineRule="auto"/>
+        <ns0:ind ns0:firstLine="420"/>
+      </ns0:pPr>
+      <ns0:r>
+        <ns0:rPr>
+          <ns0:rFonts ns0:ascii="宋体" ns0:hAnsi="宋体"/>
+          <ns0:sz ns0:val="21"/>
+        </ns0:rPr>
+        <ns0:t>本项目对应课程期末要求中的移动机器学习应用、演示效果、源码发布、PPT 展示和全面详尽项目说明文档等评价点。</ns0:t>
+      </ns0:r>
+    </ns0:p>
+    <ns0:p>
+      <ns0:pPr>
+        <ns0:pStyle ns0:val="Heading1"/>
+      </ns0:pPr>
+      <ns0:r>
+        <ns0:t>三、主要功能</ns0:t>
+      </ns0:r>
+    </ns0:p>
+    <ns0:p>
+      <ns0:pPr>
+        <ns0:ind ns0:left="312" ns0:hanging="142"/>
+      </ns0:pPr>
+      <ns0:r>
+        <ns0:rPr>
+          <ns0:rFonts ns0:ascii="宋体" ns0:hAnsi="宋体"/>
+          <ns0:sz ns0:val="21"/>
+        </ns0:rPr>
+        <ns0:t>• 文本输入与示例文本：用户可以粘贴文章，也可以直接使用 App 内置示例，降低演示时的输入成本。</ns0:t>
+      </ns0:r>
+    </ns0:p>
+    <ns0:p>
+      <ns0:pPr>
+        <ns0:ind ns0:left="312" ns0:hanging="142"/>
+      </ns0:pPr>
+      <ns0:r>
+        <ns0:rPr>
+          <ns0:rFonts ns0:ascii="宋体" ns0:hAnsi="宋体"/>
+          <ns0:sz ns0:val="21"/>
+        </ns0:rPr>
+        <ns0:t>• 本地摘要、关键词和分点摘要：App 对文章进行句子切分和关键词评分，生成一句话总结、主题词和条目化摘要。</ns0:t>
+      </ns0:r>
+    </ns0:p>
+    <ns0:p>
+      <ns0:pPr>
+        <ns0:ind ns0:left="312" ns0:hanging="142"/>
+      </ns0:pPr>
+      <ns0:r>
+        <ns0:rPr>
+          <ns0:rFonts ns0:ascii="宋体" ns0:hAnsi="宋体"/>
+          <ns0:sz ns0:val="21"/>
+        </ns0:rPr>
+        <ns0:t>• LiteRT 端侧分析：模型文件随 APK 打包，在手机端对句子重要性进行本地推理，并展示得分和等级。</ns0:t>
+      </ns0:r>
+    </ns0:p>
+    <ns0:p>
+      <ns0:pPr>
+        <ns0:ind ns0:left="312" ns0:hanging="142"/>
+      </ns0:pPr>
+      <ns0:r>
+        <ns0:rPr>
+          <ns0:rFonts ns0:ascii="宋体" ns0:hAnsi="宋体"/>
+          <ns0:sz ns0:val="21"/>
+        </ns0:rPr>
+        <ns0:t>• Agent 问答：用户可以点击快捷问题或手动提问，回答会围绕当前文章摘要、关键词和分点摘要生成。</ns0:t>
+      </ns0:r>
+    </ns0:p>
+    <ns0:p>
+      <ns0:pPr>
+        <ns0:ind ns0:left="312" ns0:hanging="142"/>
+      </ns0:pPr>
+      <ns0:r>
+        <ns0:rPr>
+          <ns0:rFonts ns0:ascii="宋体" ns0:hAnsi="宋体"/>
+          <ns0:sz ns0:val="21"/>
+        </ns0:rPr>
+        <ns0:t>• 知识卡片与复习题：App 将阅读结果整理成学习卡片，并生成 3 道复习题和参考答案。</ns0:t>
+      </ns0:r>
+    </ns0:p>
+    <ns0:p>
+      <ns0:pPr>
+        <ns0:ind ns0:left="312" ns0:hanging="142"/>
+      </ns0:pPr>
+      <ns0:r>
+        <ns0:rPr>
+          <ns0:rFonts ns0:ascii="宋体" ns0:hAnsi="宋体"/>
+          <ns0:sz ns0:val="21"/>
+        </ns0:rPr>
+        <ns0:t>• 历史记录：支持保存、查看、恢复和清空历史分析记录，使 App 不只是一次性 Demo。</ns0:t>
+      </ns0:r>
+    </ns0:p>
+    <ns0:p>
+      <ns0:pPr>
+        <ns0:pStyle ns0:val="Heading1"/>
+      </ns0:pPr>
+      <ns0:r>
+        <ns0:t>四、技术架构</ns0:t>
+      </ns0:r>
+    </ns0:p>
+    <ns0:p>
+      <ns0:pPr>
+        <ns0:spacing ns0:line="300" ns0:lineRule="auto"/>
+        <ns0:ind ns0:firstLine="420"/>
+      </ns0:pPr>
+      <ns0:r>
+        <ns0:rPr>
+          <ns0:rFonts ns0:ascii="宋体" ns0:hAnsi="宋体"/>
+          <ns0:sz ns0:val="21"/>
+        </ns0:rPr>
+        <ns0:t>整体技术路线为 Android/Kotlin + Jetpack Compose + 本地文本处理算法 + 本地规则型 Agent + LiteRT/TensorFlow Lite 端侧模型 + SharedPreferences 本地历史记录。</ns0:t>
+      </ns0:r>
+    </ns0:p>
+    <ns0:p>
+      <ns0:pPr>
+        <ns0:spacing ns0:line="300" ns0:lineRule="auto"/>
+        <ns0:ind ns0:firstLine="420"/>
+      </ns0:pPr>
+      <ns0:r>
+        <ns0:rPr>
+          <ns0:rFonts ns0:ascii="宋体" ns0:hAnsi="宋体"/>
+          <ns0:sz ns0:val="21"/>
+        </ns0:rPr>
+        <ns0:t>表现层由 Jetpack Compose 构建，负责首页、摘要结果页、Agent 问答页、知识卡片页和历史记录页；文本处理层负责摘要、关键词和分点摘要；LiteRT 推理层加载 assets 中的 sentence_importance_model.tflite；数据层使用 SharedPreferences 保存最近 12 条历史记录。</ns0:t>
+      </ns0:r>
+    </ns0:p>
+    <ns0:p>
+      <ns0:pPr>
+        <ns0:pStyle ns0:val="Heading1"/>
+      </ns0:pPr>
+      <ns0:r>
+        <ns0:t>五、关键代码与实现方法</ns0:t>
+      </ns0:r>
+    </ns0:p>
+    <ns0:p>
+      <ns0:pPr>
+        <ns0:ind ns0:left="312" ns0:hanging="142"/>
+      </ns0:pPr>
+      <ns0:r>
+        <ns0:rPr>
+          <ns0:rFonts ns0:ascii="宋体" ns0:hAnsi="宋体"/>
+          <ns0:sz ns0:val="21"/>
+        </ns0:rPr>
+        <ns0:t>• 主要代码位于 android/app/src/main/java/com/smartread/agent/。MainActivity.kt 负责 Compose 页面、文本分析、Agent 问答、知识卡片、复习题和历史记录；SentenceImportanceClassifier.kt 负责加载 LiteRT/TensorFlow Lite 模型并完成端侧推理。</ns0:t>
+      </ns0:r>
+    </ns0:p>
+    <ns0:p>
+      <ns0:pPr>
+        <ns0:ind ns0:left="312" ns0:hanging="142"/>
+      </ns0:pPr>
+      <ns0:r>
+        <ns0:rPr>
+          <ns0:rFonts ns0:ascii="宋体" ns0:hAnsi="宋体"/>
+          <ns0:sz ns0:val="21"/>
+        </ns0:rPr>
+        <ns0:t>• TextAnalyzer.analyze(rawText)：对输入文本进行清洗、句子切分、关键词提取和句子打分，输出 ArticleAnalysis。</ns0:t>
+      </ns0:r>
+    </ns0:p>
+    <ns0:p>
+      <ns0:pPr>
+        <ns0:ind ns0:left="312" ns0:hanging="142"/>
+      </ns0:pPr>
+      <ns0:r>
+        <ns0:rPr>
+          <ns0:rFonts ns0:ascii="宋体" ns0:hAnsi="宋体"/>
+          <ns0:sz ns0:val="21"/>
+        </ns0:rPr>
+        <ns0:t>• SentenceImportanceAnalyzer.extractSentenceFeatures(...)：把句子转换为 5 个特征，包括句子长度、关键词重合度、位置、标点提示和总结提示词。</ns0:t>
+      </ns0:r>
+    </ns0:p>
+    <ns0:p>
+      <ns0:pPr>
+        <ns0:ind ns0:left="312" ns0:hanging="142"/>
+      </ns0:pPr>
+      <ns0:r>
+        <ns0:rPr>
+          <ns0:rFonts ns0:ascii="宋体" ns0:hAnsi="宋体"/>
+          <ns0:sz ns0:val="21"/>
+        </ns0:rPr>
+        <ns0:t>• SentenceImportanceClassifier.classify(features)：使用 TensorFlow Lite Interpreter 读取 sentence_importance_model.tflite 并输出重要性得分。</ns0:t>
+      </ns0:r>
+    </ns0:p>
+    <ns0:p>
+      <ns0:pPr>
+        <ns0:ind ns0:left="312" ns0:hanging="142"/>
+      </ns0:pPr>
+      <ns0:r>
+        <ns0:rPr>
+          <ns0:rFonts ns0:ascii="宋体" ns0:hAnsi="宋体"/>
+          <ns0:sz ns0:val="21"/>
+        </ns0:rPr>
+        <ns0:t>• LocalReadingAgent.answerQuestion(...)：基于当前文章摘要、关键词和分点摘要生成本地 Agent 回答，避免演示依赖网络或 API Key。</ns0:t>
+      </ns0:r>
+    </ns0:p>
+    <ns0:p>
+      <ns0:pPr>
+        <ns0:ind ns0:left="312" ns0:hanging="142"/>
+      </ns0:pPr>
+      <ns0:r>
+        <ns0:rPr>
+          <ns0:rFonts ns0:ascii="宋体" ns0:hAnsi="宋体"/>
+          <ns0:sz ns0:val="21"/>
+        </ns0:rPr>
+        <ns0:t>• HistoryRepository.save/load/clear(...)：使用 SharedPreferences 保存、读取和清空历史分析记录。</ns0:t>
+      </ns0:r>
+    </ns0:p>
+    <ns0:p>
+      <ns0:pPr>
+        <ns0:pStyle ns0:val="Heading1"/>
+      </ns0:pPr>
+      <ns0:r>
+        <ns0:t>六、LiteRT 模型说明</ns0:t>
+      </ns0:r>
+    </ns0:p>
+    <ns0:p>
+      <ns0:pPr>
+        <ns0:spacing ns0:line="300" ns0:lineRule="auto"/>
+        <ns0:ind ns0:firstLine="420"/>
+      </ns0:pPr>
+      <ns0:r>
+        <ns0:rPr>
+          <ns0:rFonts ns0:ascii="宋体" ns0:hAnsi="宋体"/>
+          <ns0:sz ns0:val="21"/>
+        </ns0:rPr>
+        <ns0:t>模型训练材料位于 model/，导出模型位于 model/exports/sentence_importance_model.tflite，Android 工程内置模型位于 android/app/src/main/assets/sentence_importance_model.tflite。</ns0:t>
+      </ns0:r>
+    </ns0:p>
+    <ns0:p>
+      <ns0:pPr>
+        <ns0:spacing ns0:line="300" ns0:lineRule="auto"/>
+        <ns0:ind ns0:firstLine="420"/>
+      </ns0:pPr>
+      <ns0:r>
+        <ns0:rPr>
+          <ns0:rFonts ns0:ascii="宋体" ns0:hAnsi="宋体"/>
+          <ns0:sz ns0:val="21"/>
+        </ns0:rPr>
+        <ns0:t>模型输入 shape 为 [1, 5]，输出 shape 为 [1, 1]。V1.0 沿用已导出的轻量句子重要性模型，不在最终演示阶段重新训练，优先保证 APK 打包和端侧展示稳定。</ns0:t>
+      </ns0:r>
+    </ns0:p>
+    <ns0:p>
+      <ns0:pPr>
+        <ns0:pStyle ns0:val="Heading1"/>
+      </ns0:pPr>
+      <ns0:r>
+        <ns0:t>七、版本迭代</ns0:t>
+      </ns0:r>
+    </ns0:p>
+    <ns0:p>
+      <ns0:pPr>
+        <ns0:spacing ns0:line="300" ns0:lineRule="auto"/>
+        <ns0:ind ns0:firstLine="420"/>
+      </ns0:pPr>
+      <ns0:r>
+        <ns0:rPr>
+          <ns0:rFonts ns0:ascii="宋体" ns0:hAnsi="宋体"/>
+          <ns0:sz ns0:val="21"/>
+        </ns0:rPr>
+        <ns0:t>V0.1 完成项目立项与目录初始化；V0.2 完成文本输入、示例文本、本地摘要、关键词和分点摘要；V0.3 完成 Agent 问答、知识卡片和复习题；V0.4 完成 LiteRT 端侧句子重要性模型和 Android 集成；V0.5 完成本地历史记录；V1.0 完成版本号更新、APK 归档、最终文档、截图、真机体验反馈和提交材料整理。</ns0:t>
+      </ns0:r>
+    </ns0:p>
+    <ns0:p>
+      <ns0:pPr>
+        <ns0:pStyle ns0:val="Heading1"/>
+      </ns0:pPr>
+      <ns0:r>
+        <ns0:t>八、运行与安装</ns0:t>
+      </ns0:r>
+    </ns0:p>
+    <ns0:p>
+      <ns0:pPr>
+        <ns0:spacing ns0:line="300" ns0:lineRule="auto"/>
+        <ns0:ind ns0:firstLine="420"/>
+      </ns0:pPr>
+      <ns0:r>
+        <ns0:rPr>
+          <ns0:rFonts ns0:ascii="宋体" ns0:hAnsi="宋体"/>
+          <ns0:sz ns0:val="21"/>
+        </ns0:rPr>
+        <ns0:t>Android 工程位于 android/，可在该目录执行 .\gradlew.bat :app:clean :app:assembleDebug 进行构建。V1.0 版本号为 versionCode = 10，versionName = "1.0"。</ns0:t>
+      </ns0:r>
+    </ns0:p>
+    <ns0:p>
+      <ns0:pPr>
+        <ns0:spacing ns0:line="300" ns0:lineRule="auto"/>
+        <ns0:ind ns0:firstLine="420"/>
+      </ns0:pPr>
+      <ns0:r>
+        <ns0:rPr>
+          <ns0:rFonts ns0:ascii="宋体" ns0:hAnsi="宋体"/>
+          <ns0:sz ns0:val="21"/>
+        </ns0:rPr>
+        <ns0:t>课程演示 APK 为 release/SmartReadAgent-v1.0-debug.apk，文件大小 24,332,337 字节，SHA256 为 9F4B9D795596AB8A178C3B9396FDD407D8BBB97CAFD512F02BC596C2EB509CBF。该 APK 是课程演示用 debug 包，不用于商业发布。</ns0:t>
+      </ns0:r>
+    </ns0:p>
+    <ns0:p>
+      <ns0:pPr>
+        <ns0:pStyle ns0:val="Heading1"/>
+      </ns0:pPr>
+      <ns0:r>
+        <ns0:t>九、测试与交付说明</ns0:t>
+      </ns0:r>
+    </ns0:p>
+    <ns0:p>
+      <ns0:pPr>
+        <ns0:spacing ns0:line="300" ns0:lineRule="auto"/>
+        <ns0:ind ns0:firstLine="420"/>
+      </ns0:pPr>
+      <ns0:r>
+        <ns0:rPr>
+          <ns0:rFonts ns0:ascii="宋体" ns0:hAnsi="宋体"/>
+          <ns0:sz ns0:val="21"/>
+        </ns0:rPr>
+        <ns0:t>项目已整理 V1.0 模拟器截图、APK 信息说明、安卓手机安装说明和真机体验反馈。演示流程建议按“打开 App -&gt; 示例文本 -&gt; 开始智能分析 -&gt; 摘要/关键词/分点摘要 -&gt; LiteRT 端侧分析 -&gt; Agent 问答 -&gt; 知识卡片/复习题 -&gt; 历史记录”的顺序进行。</ns0:t>
+      </ns0:r>
+    </ns0:p>
+    <ns0:p>
+      <ns0:pPr>
+        <ns0:spacing ns0:line="300" ns0:lineRule="auto"/>
+        <ns0:ind ns0:firstLine="420"/>
+      </ns0:pPr>
+      <ns0:r>
+        <ns0:rPr>
+          <ns0:rFonts ns0:ascii="宋体" ns0:hAnsi="宋体"/>
+          <ns0:sz ns0:val="21"/>
+        </ns0:rPr>
+        <ns0:t>如果无法现场演示，可由江轩宇使用安卓手机录制 6 至 8 分钟的完整流程视频，视频文件建议命名为 SmartReadAgent_A03组_手机演示_江轩宇.mp4。</ns0:t>
+      </ns0:r>
+    </ns0:p>
+    <ns0:p>
+      <ns0:pPr>
+        <ns0:pStyle ns0:val="Heading1"/>
+      </ns0:pPr>
+      <ns0:r>
+        <ns0:t>十、团队分工</ns0:t>
+      </ns0:r>
+    </ns0:p>
+    <ns0:p>
+      <ns0:pPr>
+        <ns0:spacing ns0:line="300" ns0:lineRule="auto"/>
+        <ns0:ind ns0:firstLine="420"/>
+      </ns0:pPr>
+      <ns0:r>
+        <ns0:rPr>
+          <ns0:rFonts ns0:ascii="宋体" ns0:hAnsi="宋体"/>
+          <ns0:sz ns0:val="21"/>
+        </ns0:rPr>
+        <ns0:t>林立洲：项目负责人，负责 Android/Kotlin 核心开发、阅读分析流程、Agent 问答、LiteRT 模型集成、历史记录、版本管理、技术文档和提交材料整理。</ns0:t>
+      </ns0:r>
+    </ns0:p>
+    <ns0:p>
+      <ns0:pPr>
+        <ns0:spacing ns0:line="300" ns0:lineRule="auto"/>
+        <ns0:ind ns0:firstLine="420"/>
+      </ns0:pPr>
+      <ns0:r>
+        <ns0:rPr>
+          <ns0:rFonts ns0:ascii="宋体" ns0:hAnsi="宋体"/>
+          <ns0:sz ns0:val="21"/>
+        </ns0:rPr>
+        <ns0:t>江轩宇：参与需求反馈、安卓真机安装体验测试、功能流程复核、UI 使用反馈和文档校对。</ns0:t>
+      </ns0:r>
+    </ns0:p>
+    <ns0:p>
+      <ns0:pPr>
+        <ns0:pStyle ns0:val="Heading1"/>
+      </ns0:pPr>
+      <ns0:r>
+        <ns0:t>十一、不足与后续优化</ns0:t>
+      </ns0:r>
+    </ns0:p>
+    <ns0:p>
+      <ns0:pPr>
+        <ns0:spacing ns0:line="300" ns0:lineRule="auto"/>
+        <ns0:ind ns0:firstLine="420"/>
+      </ns0:pPr>
+      <ns0:r>
+        <ns0:rPr>
+          <ns0:rFonts ns0:ascii="宋体" ns0:hAnsi="宋体"/>
+          <ns0:sz ns0:val="21"/>
+        </ns0:rPr>
+        <ns0:t>当前摘要和 Agent 问答仍为轻量本地规则方案，复杂长文效果有限；LiteRT 模型训练数据规模较小，准确率仍可提升；历史记录使用 SharedPreferences，适合课程演示但不适合大规模数据。后续可扩充训练数据、优化摘要算法、升级 Room 数据库，并在稳定条件下加入可选云端模型增强。</ns0:t>
+      </ns0:r>
+    </ns0:p>
+    <ns0:p>
+      <ns0:pPr>
+        <ns0:pStyle ns0:val="Heading1"/>
+      </ns0:pPr>
+      <ns0:r>
+        <ns0:t>十二、提交材料</ns0:t>
+      </ns0:r>
+    </ns0:p>
+    <ns0:p>
+      <ns0:pPr>
+        <ns0:spacing ns0:line="300" ns0:lineRule="auto"/>
+        <ns0:ind ns0:firstLine="420"/>
+      </ns0:pPr>
+      <ns0:r>
+        <ns0:rPr>
+          <ns0:rFonts ns0:ascii="宋体" ns0:hAnsi="宋体"/>
+          <ns0:sz ns0:val="21"/>
+        </ns0:rPr>
+        <ns0:t>最终提交包包含 Android 源码、模型材料、release APK、项目说明文档、PPT、运行截图、关键代码说明、期末要求对照检查表和安装说明。源码已同步到 Gitee 主仓库和 GitHub 镜像仓库，便于老师复查。</ns0:t>
+      </ns0:r>
+    </ns0:p>
+    <ns0:p>
+      <ns0:pPr>
+        <ns0:pStyle ns0:val="Heading1"/>
+      </ns0:pPr>
+      <ns0:r>
+        <ns0:t>十三、总结</ns0:t>
+      </ns0:r>
+    </ns0:p>
+    <ns0:p>
+      <ns0:pPr>
+        <ns0:spacing ns0:line="300" ns0:lineRule="auto"/>
+        <ns0:ind ns0:firstLine="420"/>
+      </ns0:pPr>
+      <ns0:r>
+        <ns0:rPr>
+          <ns0:rFonts ns0:ascii="宋体" ns0:hAnsi="宋体"/>
+          <ns0:sz ns0:val="21"/>
+        </ns0:rPr>
+        <ns0:t>SmartRead Agent V1.0 已形成从文本输入、摘要分析、LiteRT 端侧 AI、Agent 问答、知识卡片、复习题到历史记录的完整演示流程，能够支撑《软件开发实践（三）》期末综合项目的技术交付和课堂汇报。</ns0:t>
+      </ns0:r>
+    </ns0:p>
+    <ns0:p>
+      <ns0:pPr>
+        <ns0:pStyle ns0:val="Heading1"/>
+      </ns0:pPr>
+      <ns0:r>
+        <ns0:t>附表：课程要求与材料对应</ns0:t>
+      </ns0:r>
+    </ns0:p>
+    <ns0:tbl>
+      <ns0:tblPr>
+        <ns0:tblStyle ns0:val="TableGrid"/>
+        <ns0:tblW ns0:type="auto" ns0:w="0"/>
+        <ns0:jc ns0:val="center"/>
+        <ns0:tblLook ns0:firstColumn="1" ns0:firstRow="1" ns0:lastColumn="0" ns0:lastRow="0" ns0:noHBand="0" ns0:noVBand="1" ns0:val="04A0"/>
+      </ns0:tblPr>
+      <ns0:tblGrid>
+        <ns0:gridCol ns0:w="3211"/>
+        <ns0:gridCol ns0:w="3211"/>
+        <ns0:gridCol ns0:w="3211"/>
+      </ns0:tblGrid>
+      <ns0:tr>
+        <ns0:tc>
+          <ns0:tcPr>
+            <ns0:tcW ns0:type="dxa" ns0:w="3211"/>
+          </ns0:tcPr>
+          <ns0:p>
+            <ns0:r>
+              <ns0:rPr>
+                <ns0:rFonts ns0:ascii="黑体" ns0:hAnsi="黑体"/>
+                <ns0:b/>
+                <ns0:sz ns0:val="20"/>
+              </ns0:rPr>
+              <ns0:t>课程要求</ns0:t>
+            </ns0:r>
+          </ns0:p>
+        </ns0:tc>
+        <ns0:tc>
+          <ns0:tcPr>
+            <ns0:tcW ns0:type="dxa" ns0:w="3211"/>
+          </ns0:tcPr>
+          <ns0:p>
+            <ns0:r>
+              <ns0:rPr>
+                <ns0:rFonts ns0:ascii="黑体" ns0:hAnsi="黑体"/>
+                <ns0:b/>
+                <ns0:sz ns0:val="20"/>
+              </ns0:rPr>
+              <ns0:t>对应材料</ns0:t>
+            </ns0:r>
+          </ns0:p>
+        </ns0:tc>
+        <ns0:tc>
+          <ns0:tcPr>
+            <ns0:tcW ns0:type="dxa" ns0:w="3211"/>
+          </ns0:tcPr>
+          <ns0:p>
+            <ns0:r>
+              <ns0:rPr>
+                <ns0:rFonts ns0:ascii="黑体" ns0:hAnsi="黑体"/>
+                <ns0:b/>
+                <ns0:sz ns0:val="20"/>
+              </ns0:rPr>
+              <ns0:t>状态</ns0:t>
+            </ns0:r>
+          </ns0:p>
+        </ns0:tc>
+      </ns0:tr>
+      <ns0:tr>
+        <ns0:tc>
+          <ns0:tcPr>
+            <ns0:tcW ns0:type="dxa" ns0:w="3211"/>
+          </ns0:tcPr>
+          <ns0:p>
+            <ns0:r>
+              <ns0:rPr>
+                <ns0:rFonts ns0:ascii="宋体" ns0:hAnsi="宋体"/>
+                <ns0:sz ns0:val="20"/>
+              </ns0:rPr>
+              <ns0:t>移动机器学习 App</ns0:t>
+            </ns0:r>
+          </ns0:p>
+        </ns0:tc>
+        <ns0:tc>
+          <ns0:tcPr>
+            <ns0:tcW ns0:type="dxa" ns0:w="3211"/>
+          </ns0:tcPr>
+          <ns0:p>
+            <ns0:r>
+              <ns0:rPr>
+                <ns0:rFonts ns0:ascii="宋体" ns0:hAnsi="宋体"/>
+                <ns0:sz ns0:val="20"/>
+              </ns0:rPr>
+              <ns0:t>android/、release/SmartReadAgent-v1.0-debug.apk</ns0:t>
+            </ns0:r>
+          </ns0:p>
+        </ns0:tc>
+        <ns0:tc>
+          <ns0:tcPr>
+            <ns0:tcW ns0:type="dxa" ns0:w="3211"/>
+          </ns0:tcPr>
+          <ns0:p>
+            <ns0:r>
+              <ns0:rPr>
+                <ns0:rFonts ns0:ascii="宋体" ns0:hAnsi="宋体"/>
+                <ns0:sz ns0:val="20"/>
+              </ns0:rPr>
+              <ns0:t>已完成</ns0:t>
+            </ns0:r>
+          </ns0:p>
+        </ns0:tc>
+      </ns0:tr>
+      <ns0:tr>
+        <ns0:tc>
+          <ns0:tcPr>
+            <ns0:tcW ns0:type="dxa" ns0:w="3211"/>
+          </ns0:tcPr>
+          <ns0:p>
+            <ns0:r>
+              <ns0:rPr>
+                <ns0:rFonts ns0:ascii="宋体" ns0:hAnsi="宋体"/>
+                <ns0:sz ns0:val="20"/>
+              </ns0:rPr>
+              <ns0:t>源码发布开源社区</ns0:t>
+            </ns0:r>
+          </ns0:p>
+        </ns0:tc>
+        <ns0:tc>
+          <ns0:tcPr>
+            <ns0:tcW ns0:type="dxa" ns0:w="3211"/>
+          </ns0:tcPr>
+          <ns0:p>
+            <ns0:r>
+              <ns0:rPr>
+                <ns0:rFonts ns0:ascii="宋体" ns0:hAnsi="宋体"/>
+                <ns0:sz ns0:val="20"/>
+              </ns0:rPr>
+              <ns0:t>Gitee 主仓库、GitHub 镜像仓库</ns0:t>
+            </ns0:r>
+          </ns0:p>
+        </ns0:tc>
+        <ns0:tc>
+          <ns0:tcPr>
+            <ns0:tcW ns0:type="dxa" ns0:w="3211"/>
+          </ns0:tcPr>
+          <ns0:p>
+            <ns0:r>
+              <ns0:rPr>
+                <ns0:rFonts ns0:ascii="宋体" ns0:hAnsi="宋体"/>
+                <ns0:sz ns0:val="20"/>
+              </ns0:rPr>
+              <ns0:t>已完成</ns0:t>
+            </ns0:r>
+          </ns0:p>
+        </ns0:tc>
+      </ns0:tr>
+      <ns0:tr>
+        <ns0:tc>
+          <ns0:tcPr>
+            <ns0:tcW ns0:type="dxa" ns0:w="3211"/>
+          </ns0:tcPr>
+          <ns0:p>
+            <ns0:r>
+              <ns0:rPr>
+                <ns0:rFonts ns0:ascii="宋体" ns0:hAnsi="宋体"/>
+                <ns0:sz ns0:val="20"/>
+              </ns0:rPr>
+              <ns0:t>全面详尽项目说明文档</ns0:t>
+            </ns0:r>
+          </ns0:p>
+        </ns0:tc>
+        <ns0:tc>
+          <ns0:tcPr>
+            <ns0:tcW ns0:type="dxa" ns0:w="3211"/>
+          </ns0:tcPr>
+          <ns0:p>
+            <ns0:r>
+              <ns0:rPr>
+                <ns0:rFonts ns0:ascii="宋体" ns0:hAnsi="宋体"/>
+                <ns0:sz ns0:val="20"/>
+              </ns0:rPr>
+              <ns0:t>docs/软件实践3_项目说明文档.md、本 docx</ns0:t>
+            </ns0:r>
+          </ns0:p>
+        </ns0:tc>
+        <ns0:tc>
+          <ns0:tcPr>
+            <ns0:tcW ns0:type="dxa" ns0:w="3211"/>
+          </ns0:tcPr>
+          <ns0:p>
+            <ns0:r>
+              <ns0:rPr>
+                <ns0:rFonts ns0:ascii="宋体" ns0:hAnsi="宋体"/>
+                <ns0:sz ns0:val="20"/>
+              </ns0:rPr>
+              <ns0:t>已完成</ns0:t>
+            </ns0:r>
+          </ns0:p>
+        </ns0:tc>
+      </ns0:tr>
+      <ns0:tr>
+        <ns0:tc>
+          <ns0:tcPr>
+            <ns0:tcW ns0:type="dxa" ns0:w="3211"/>
+          </ns0:tcPr>
+          <ns0:p>
+            <ns0:r>
+              <ns0:rPr>
+                <ns0:rFonts ns0:ascii="宋体" ns0:hAnsi="宋体"/>
+                <ns0:sz ns0:val="20"/>
+              </ns0:rPr>
+              <ns0:t>关键代码说明</ns0:t>
+            </ns0:r>
+          </ns0:p>
+        </ns0:tc>
+        <ns0:tc>
+          <ns0:tcPr>
+            <ns0:tcW ns0:type="dxa" ns0:w="3211"/>
+          </ns0:tcPr>
+          <ns0:p>
+            <ns0:r>
+              <ns0:rPr>
+                <ns0:rFonts ns0:ascii="宋体" ns0:hAnsi="宋体"/>
+                <ns0:sz ns0:val="20"/>
+              </ns0:rPr>
+              <ns0:t>docs/关键代码与实现方法说明.md</ns0:t>
+            </ns0:r>
+          </ns0:p>
+        </ns0:tc>
+        <ns0:tc>
+          <ns0:tcPr>
+            <ns0:tcW ns0:type="dxa" ns0:w="3211"/>
+          </ns0:tcPr>
+          <ns0:p>
+            <ns0:r>
+              <ns0:rPr>
+                <ns0:rFonts ns0:ascii="宋体" ns0:hAnsi="宋体"/>
+                <ns0:sz ns0:val="20"/>
+              </ns0:rPr>
+              <ns0:t>已完成</ns0:t>
+            </ns0:r>
+          </ns0:p>
+        </ns0:tc>
+      </ns0:tr>
+      <ns0:tr>
+        <ns0:tc>
+          <ns0:tcPr>
+            <ns0:tcW ns0:type="dxa" ns0:w="3211"/>
+          </ns0:tcPr>
+          <ns0:p>
+            <ns0:r>
+              <ns0:rPr>
+                <ns0:rFonts ns0:ascii="宋体" ns0:hAnsi="宋体"/>
+                <ns0:sz ns0:val="20"/>
+              </ns0:rPr>
+              <ns0:t>汇报材料与功能说明</ns0:t>
+            </ns0:r>
+          </ns0:p>
+        </ns0:tc>
+        <ns0:tc>
+          <ns0:tcPr>
+            <ns0:tcW ns0:type="dxa" ns0:w="3211"/>
+          </ns0:tcPr>
+          <ns0:p>
+            <ns0:r>
+              <ns0:rPr>
+                <ns0:rFonts ns0:ascii="宋体" ns0:hAnsi="宋体"/>
+                <ns0:sz ns0:val="20"/>
+              </ns0:rPr>
+              <ns0:t>PPT、功能说明、安装说明</ns0:t>
+            </ns0:r>
+          </ns0:p>
+        </ns0:tc>
+        <ns0:tc>
+          <ns0:tcPr>
+            <ns0:tcW ns0:type="dxa" ns0:w="3211"/>
+          </ns0:tcPr>
+          <ns0:p>
+            <ns0:r>
+              <ns0:rPr>
+                <ns0:rFonts ns0:ascii="宋体" ns0:hAnsi="宋体"/>
+                <ns0:sz ns0:val="20"/>
+              </ns0:rPr>
+              <ns0:t>已完成</ns0:t>
+            </ns0:r>
+          </ns0:p>
+        </ns0:tc>
+      </ns0:tr>
+    </ns0:tbl>
+    <ns0:sectPr ns0:rsidR="00FC693F" ns0:rsidRPr="0006063C" ns0:rsidSect="00034616">
+      <ns0:pgSz ns0:w="12240" ns0:h="15840"/>
+      <ns0:pgMar ns0:top="1247" ns0:right="1304" ns0:bottom="1134" ns0:left="1304" ns0:header="720" ns0:footer="720" ns0:gutter="0"/>
+      <ns0:cols ns0:space="720"/>
+      <ns0:docGrid ns0:linePitch="360"/>
+    </ns0:sectPr>
+  </ns0:body>
+</ns0:document>
 </file>
 
 <file path=word/numbering.xml><?xml version="1.0" encoding="utf-8"?>
